--- a/러시아 인권변호사/3부/3부_4화_아버지의_죽음.docx
+++ b/러시아 인권변호사/3부/3부_4화_아버지의_죽음.docx
@@ -236,6 +236,196 @@
           <w:i w:val="0"/>
           <w:sz w:val="22"/>
         </w:rPr>
+        <w:t>Мне сегодня с утра три раза звонили. Бывший мастер из цеха, двоюродный брат из Томска и какая-то женщина, которую я не знаю. Говорила, что тоже гордится своим сыном, только сказать ему не может — он не разговаривает с ней пять лет.</w:t>
+      </w:r>
+    </w:p>
+    <w:p>
+      <w:pPr>
+        <w:spacing w:before="0" w:after="110" w:line="300" w:lineRule="auto"/>
+      </w:pPr>
+      <w:r>
+        <w:rPr>
+          <w:rFonts w:ascii="Times New Roman" w:hAnsi="Times New Roman" w:eastAsia="Malgun Gothic"/>
+          <w:b/>
+          <w:i w:val="0"/>
+          <w:sz w:val="22"/>
+        </w:rPr>
+        <w:t xml:space="preserve">Анна: </w:t>
+      </w:r>
+      <w:r>
+        <w:rPr>
+          <w:rFonts w:ascii="Times New Roman" w:hAnsi="Times New Roman" w:eastAsia="Malgun Gothic"/>
+          <w:b w:val="0"/>
+          <w:i w:val="0"/>
+          <w:sz w:val="22"/>
+        </w:rPr>
+        <w:t>И что ты ей ответил?</w:t>
+      </w:r>
+    </w:p>
+    <w:p>
+      <w:pPr>
+        <w:spacing w:before="0" w:after="110" w:line="300" w:lineRule="auto"/>
+      </w:pPr>
+      <w:r>
+        <w:rPr>
+          <w:rFonts w:ascii="Times New Roman" w:hAnsi="Times New Roman" w:eastAsia="Malgun Gothic"/>
+          <w:b/>
+          <w:i w:val="0"/>
+          <w:sz w:val="22"/>
+        </w:rPr>
+        <w:t xml:space="preserve">Николай: </w:t>
+      </w:r>
+      <w:r>
+        <w:rPr>
+          <w:rFonts w:ascii="Times New Roman" w:hAnsi="Times New Roman" w:eastAsia="Malgun Gothic"/>
+          <w:b w:val="0"/>
+          <w:i w:val="0"/>
+          <w:sz w:val="22"/>
+        </w:rPr>
+        <w:t>Сказал: позвоните ему сами. Прямо сегодня. Не ждите митинга.</w:t>
+      </w:r>
+    </w:p>
+    <w:p>
+      <w:pPr>
+        <w:spacing w:before="0" w:after="110" w:line="300" w:lineRule="auto"/>
+      </w:pPr>
+      <w:r>
+        <w:rPr>
+          <w:rFonts w:ascii="Times New Roman" w:hAnsi="Times New Roman" w:eastAsia="Malgun Gothic"/>
+          <w:b/>
+          <w:i w:val="0"/>
+          <w:sz w:val="22"/>
+        </w:rPr>
+        <w:t xml:space="preserve">Анна: </w:t>
+      </w:r>
+      <w:r>
+        <w:rPr>
+          <w:rFonts w:ascii="Times New Roman" w:hAnsi="Times New Roman" w:eastAsia="Malgun Gothic"/>
+          <w:b w:val="0"/>
+          <w:i/>
+          <w:color w:val="555555"/>
+          <w:sz w:val="22"/>
+        </w:rPr>
+        <w:t>(с нежностью)</w:t>
+      </w:r>
+      <w:r>
+        <w:rPr>
+          <w:rFonts w:ascii="Times New Roman" w:hAnsi="Times New Roman" w:eastAsia="Malgun Gothic"/>
+          <w:b w:val="0"/>
+          <w:i w:val="0"/>
+          <w:sz w:val="22"/>
+        </w:rPr>
+        <w:t xml:space="preserve"> Ты — и советы по телефону. Кто бы мог подумать.</w:t>
+      </w:r>
+    </w:p>
+    <w:p>
+      <w:pPr>
+        <w:spacing w:before="0" w:after="110" w:line="300" w:lineRule="auto"/>
+      </w:pPr>
+      <w:r>
+        <w:rPr>
+          <w:rFonts w:ascii="Times New Roman" w:hAnsi="Times New Roman" w:eastAsia="Malgun Gothic"/>
+          <w:b/>
+          <w:i w:val="0"/>
+          <w:sz w:val="22"/>
+        </w:rPr>
+        <w:t xml:space="preserve">Николай: </w:t>
+      </w:r>
+      <w:r>
+        <w:rPr>
+          <w:rFonts w:ascii="Times New Roman" w:hAnsi="Times New Roman" w:eastAsia="Malgun Gothic"/>
+          <w:b w:val="0"/>
+          <w:i w:val="0"/>
+          <w:sz w:val="22"/>
+        </w:rPr>
+        <w:t xml:space="preserve">Сам удивляюсь. Сорок лет молчал, а тут прорвало. </w:t>
+      </w:r>
+      <w:r>
+        <w:rPr>
+          <w:rFonts w:ascii="Times New Roman" w:hAnsi="Times New Roman" w:eastAsia="Malgun Gothic"/>
+          <w:b w:val="0"/>
+          <w:i/>
+          <w:color w:val="555555"/>
+          <w:sz w:val="22"/>
+        </w:rPr>
+        <w:t>(пауза)</w:t>
+      </w:r>
+      <w:r>
+        <w:rPr>
+          <w:rFonts w:ascii="Times New Roman" w:hAnsi="Times New Roman" w:eastAsia="Malgun Gothic"/>
+          <w:b w:val="0"/>
+          <w:i w:val="0"/>
+          <w:sz w:val="22"/>
+        </w:rPr>
+        <w:t xml:space="preserve"> А ещё у магазина стояла машина. Тёмная. Час стояла, пока я в очереди был.</w:t>
+      </w:r>
+    </w:p>
+    <w:p>
+      <w:pPr>
+        <w:spacing w:before="0" w:after="110" w:line="300" w:lineRule="auto"/>
+      </w:pPr>
+      <w:r>
+        <w:rPr>
+          <w:rFonts w:ascii="Times New Roman" w:hAnsi="Times New Roman" w:eastAsia="Malgun Gothic"/>
+          <w:b/>
+          <w:i w:val="0"/>
+          <w:sz w:val="22"/>
+        </w:rPr>
+        <w:t xml:space="preserve">Анна: </w:t>
+      </w:r>
+      <w:r>
+        <w:rPr>
+          <w:rFonts w:ascii="Times New Roman" w:hAnsi="Times New Roman" w:eastAsia="Malgun Gothic"/>
+          <w:b w:val="0"/>
+          <w:i w:val="0"/>
+          <w:sz w:val="22"/>
+        </w:rPr>
+        <w:t>Коля, в городе сто таких машин.</w:t>
+      </w:r>
+    </w:p>
+    <w:p>
+      <w:pPr>
+        <w:spacing w:before="0" w:after="110" w:line="300" w:lineRule="auto"/>
+      </w:pPr>
+      <w:r>
+        <w:rPr>
+          <w:rFonts w:ascii="Times New Roman" w:hAnsi="Times New Roman" w:eastAsia="Malgun Gothic"/>
+          <w:b/>
+          <w:i w:val="0"/>
+          <w:sz w:val="22"/>
+        </w:rPr>
+        <w:t xml:space="preserve">Николай: </w:t>
+      </w:r>
+      <w:r>
+        <w:rPr>
+          <w:rFonts w:ascii="Times New Roman" w:hAnsi="Times New Roman" w:eastAsia="Malgun Gothic"/>
+          <w:b w:val="0"/>
+          <w:i w:val="0"/>
+          <w:sz w:val="22"/>
+        </w:rPr>
+        <w:t>Знаю. Потому и не говорю Лёше. Не хочу, чтобы он думал, что старик на старости лет стал пугливым.</w:t>
+      </w:r>
+    </w:p>
+    <w:p>
+      <w:pPr>
+        <w:spacing w:before="0" w:after="110" w:line="300" w:lineRule="auto"/>
+      </w:pPr>
+      <w:r>
+        <w:rPr>
+          <w:rFonts w:ascii="Times New Roman" w:hAnsi="Times New Roman" w:eastAsia="Malgun Gothic"/>
+          <w:b/>
+          <w:i w:val="0"/>
+          <w:sz w:val="22"/>
+        </w:rPr>
+        <w:t xml:space="preserve">Николай: </w:t>
+      </w:r>
+      <w:r>
+        <w:rPr>
+          <w:rFonts w:ascii="Times New Roman" w:hAnsi="Times New Roman" w:eastAsia="Malgun Gothic"/>
+          <w:b w:val="0"/>
+          <w:i w:val="0"/>
+          <w:sz w:val="22"/>
+        </w:rPr>
         <w:t xml:space="preserve">Наверное, поздно. </w:t>
       </w:r>
       <w:r>
@@ -438,6 +628,75 @@
           <w:i w:val="0"/>
           <w:sz w:val="22"/>
         </w:rPr>
+        <w:t>Мать пирог затеяла. С капустой. Говорит, в выходные тебя ждёт, а ты, конечно, не приедешь.</w:t>
+      </w:r>
+    </w:p>
+    <w:p>
+      <w:pPr>
+        <w:spacing w:before="0" w:after="110" w:line="300" w:lineRule="auto"/>
+      </w:pPr>
+      <w:r>
+        <w:rPr>
+          <w:rFonts w:ascii="Times New Roman" w:hAnsi="Times New Roman" w:eastAsia="Malgun Gothic"/>
+          <w:b/>
+          <w:i w:val="0"/>
+          <w:sz w:val="22"/>
+        </w:rPr>
+        <w:t xml:space="preserve">Лёша: </w:t>
+      </w:r>
+      <w:r>
+        <w:rPr>
+          <w:rFonts w:ascii="Times New Roman" w:hAnsi="Times New Roman" w:eastAsia="Malgun Gothic"/>
+          <w:b w:val="0"/>
+          <w:i w:val="0"/>
+          <w:sz w:val="22"/>
+        </w:rPr>
+        <w:t>Приеду, пап. В воскресенье вечером, после дебатов. Обещаю.</w:t>
+      </w:r>
+    </w:p>
+    <w:p>
+      <w:pPr>
+        <w:spacing w:before="0" w:after="110" w:line="300" w:lineRule="auto"/>
+      </w:pPr>
+      <w:r>
+        <w:rPr>
+          <w:rFonts w:ascii="Times New Roman" w:hAnsi="Times New Roman" w:eastAsia="Malgun Gothic"/>
+          <w:b/>
+          <w:i w:val="0"/>
+          <w:sz w:val="22"/>
+        </w:rPr>
+        <w:t xml:space="preserve">Николай: </w:t>
+      </w:r>
+      <w:r>
+        <w:rPr>
+          <w:rFonts w:ascii="Times New Roman" w:hAnsi="Times New Roman" w:eastAsia="Malgun Gothic"/>
+          <w:b w:val="0"/>
+          <w:i w:val="0"/>
+          <w:sz w:val="22"/>
+        </w:rPr>
+        <w:t>Ну смотри. Пирог ждать не будет, а мать будет.</w:t>
+      </w:r>
+    </w:p>
+    <w:p>
+      <w:pPr>
+        <w:spacing w:before="0" w:after="110" w:line="300" w:lineRule="auto"/>
+      </w:pPr>
+      <w:r>
+        <w:rPr>
+          <w:rFonts w:ascii="Times New Roman" w:hAnsi="Times New Roman" w:eastAsia="Malgun Gothic"/>
+          <w:b/>
+          <w:i w:val="0"/>
+          <w:sz w:val="22"/>
+        </w:rPr>
+        <w:t xml:space="preserve">Николай: </w:t>
+      </w:r>
+      <w:r>
+        <w:rPr>
+          <w:rFonts w:ascii="Times New Roman" w:hAnsi="Times New Roman" w:eastAsia="Malgun Gothic"/>
+          <w:b w:val="0"/>
+          <w:i w:val="0"/>
+          <w:sz w:val="22"/>
+        </w:rPr>
         <w:t>Нормально. Иду сейчас домой от Ходоренко, засиделись за чаем. Темно уже, но тут недалеко.</w:t>
       </w:r>
     </w:p>
@@ -757,6 +1016,75 @@
     </w:p>
     <w:p>
       <w:pPr>
+        <w:spacing w:before="0" w:after="110" w:line="300" w:lineRule="auto"/>
+      </w:pPr>
+      <w:r>
+        <w:rPr>
+          <w:rFonts w:ascii="Times New Roman" w:hAnsi="Times New Roman" w:eastAsia="Malgun Gothic"/>
+          <w:b/>
+          <w:i w:val="0"/>
+          <w:sz w:val="22"/>
+        </w:rPr>
+        <w:t xml:space="preserve">Анна: </w:t>
+      </w:r>
+      <w:r>
+        <w:rPr>
+          <w:rFonts w:ascii="Times New Roman" w:hAnsi="Times New Roman" w:eastAsia="Malgun Gothic"/>
+          <w:b w:val="0"/>
+          <w:i w:val="0"/>
+          <w:sz w:val="22"/>
+        </w:rPr>
+        <w:t>Лёша, не гони. Слышишь? Там тоже лёд. Я не переживу, если ещё и ты…</w:t>
+      </w:r>
+    </w:p>
+    <w:p>
+      <w:pPr>
+        <w:spacing w:before="0" w:after="110" w:line="300" w:lineRule="auto"/>
+      </w:pPr>
+      <w:r>
+        <w:rPr>
+          <w:rFonts w:ascii="Times New Roman" w:hAnsi="Times New Roman" w:eastAsia="Malgun Gothic"/>
+          <w:b/>
+          <w:i w:val="0"/>
+          <w:sz w:val="22"/>
+        </w:rPr>
+        <w:t xml:space="preserve">Лёша: </w:t>
+      </w:r>
+      <w:r>
+        <w:rPr>
+          <w:rFonts w:ascii="Times New Roman" w:hAnsi="Times New Roman" w:eastAsia="Malgun Gothic"/>
+          <w:b w:val="0"/>
+          <w:i w:val="0"/>
+          <w:sz w:val="22"/>
+        </w:rPr>
+        <w:t>Не буду гнать, мам. Со мной поедет Катя. Кто рядом с тобой сейчас?</w:t>
+      </w:r>
+    </w:p>
+    <w:p>
+      <w:pPr>
+        <w:spacing w:before="0" w:after="110" w:line="300" w:lineRule="auto"/>
+      </w:pPr>
+      <w:r>
+        <w:rPr>
+          <w:rFonts w:ascii="Times New Roman" w:hAnsi="Times New Roman" w:eastAsia="Malgun Gothic"/>
+          <w:b/>
+          <w:i w:val="0"/>
+          <w:sz w:val="22"/>
+        </w:rPr>
+        <w:t xml:space="preserve">Анна: </w:t>
+      </w:r>
+      <w:r>
+        <w:rPr>
+          <w:rFonts w:ascii="Times New Roman" w:hAnsi="Times New Roman" w:eastAsia="Malgun Gothic"/>
+          <w:b w:val="0"/>
+          <w:i w:val="0"/>
+          <w:sz w:val="22"/>
+        </w:rPr>
+        <w:t>Соседка, Вера. И Ходоренко прибежал. Он весь белый, всё повторяет, что надо было проводить.</w:t>
+      </w:r>
+    </w:p>
+    <w:p>
+      <w:pPr>
         <w:keepNext/>
         <w:spacing w:before="320" w:after="140"/>
       </w:pPr>
@@ -768,7 +1096,7 @@
           <w:color w:val="1F3864"/>
           <w:sz w:val="26"/>
         </w:rPr>
-        <w:t>장면 4 — 병원, 도착</w:t>
+        <w:t>장면 4 — 밤의 고속도로</w:t>
       </w:r>
     </w:p>
     <w:p>
@@ -782,76 +1110,7 @@
           <w:i w:val="0"/>
           <w:sz w:val="22"/>
         </w:rPr>
-        <w:t xml:space="preserve">Врач: </w:t>
-      </w:r>
-      <w:r>
-        <w:rPr>
-          <w:rFonts w:ascii="Times New Roman" w:hAnsi="Times New Roman" w:eastAsia="Malgun Gothic"/>
-          <w:b w:val="0"/>
-          <w:i w:val="0"/>
-          <w:sz w:val="22"/>
-        </w:rPr>
-        <w:t>Вы сын Николая Фёдоровича?</w:t>
-      </w:r>
-    </w:p>
-    <w:p>
-      <w:pPr>
-        <w:spacing w:before="0" w:after="110" w:line="300" w:lineRule="auto"/>
-      </w:pPr>
-      <w:r>
-        <w:rPr>
-          <w:rFonts w:ascii="Times New Roman" w:hAnsi="Times New Roman" w:eastAsia="Malgun Gothic"/>
-          <w:b/>
-          <w:i w:val="0"/>
-          <w:sz w:val="22"/>
-        </w:rPr>
-        <w:t xml:space="preserve">Лёша: </w:t>
-      </w:r>
-      <w:r>
-        <w:rPr>
-          <w:rFonts w:ascii="Times New Roman" w:hAnsi="Times New Roman" w:eastAsia="Malgun Gothic"/>
-          <w:b w:val="0"/>
-          <w:i w:val="0"/>
-          <w:sz w:val="22"/>
-        </w:rPr>
-        <w:t>Да. Как он?</w:t>
-      </w:r>
-    </w:p>
-    <w:p>
-      <w:pPr>
-        <w:spacing w:before="0" w:after="110" w:line="300" w:lineRule="auto"/>
-      </w:pPr>
-      <w:r>
-        <w:rPr>
-          <w:rFonts w:ascii="Times New Roman" w:hAnsi="Times New Roman" w:eastAsia="Malgun Gothic"/>
-          <w:b/>
-          <w:i w:val="0"/>
-          <w:sz w:val="22"/>
-        </w:rPr>
-        <w:t xml:space="preserve">Врач: </w:t>
-      </w:r>
-      <w:r>
-        <w:rPr>
-          <w:rFonts w:ascii="Times New Roman" w:hAnsi="Times New Roman" w:eastAsia="Malgun Gothic"/>
-          <w:b w:val="0"/>
-          <w:i w:val="0"/>
-          <w:sz w:val="22"/>
-        </w:rPr>
-        <w:t>Мне жаль. Мы сделали всё возможное. Травмы были слишком тяжёлыми — он скончался двадцать минут назад, не приходя в сознание.</w:t>
-      </w:r>
-    </w:p>
-    <w:p>
-      <w:pPr>
-        <w:spacing w:before="0" w:after="110" w:line="300" w:lineRule="auto"/>
-      </w:pPr>
-      <w:r>
-        <w:rPr>
-          <w:rFonts w:ascii="Times New Roman" w:hAnsi="Times New Roman" w:eastAsia="Malgun Gothic"/>
-          <w:b/>
-          <w:i w:val="0"/>
-          <w:sz w:val="22"/>
-        </w:rPr>
-        <w:t xml:space="preserve">Лёша: </w:t>
+        <w:t xml:space="preserve">Катя: </w:t>
       </w:r>
       <w:r>
         <w:rPr>
@@ -861,7 +1120,7 @@
           <w:color w:val="555555"/>
           <w:sz w:val="22"/>
         </w:rPr>
-        <w:t>(не веря)</w:t>
+        <w:t>(за рулём, не отрывая глаз от дороги)</w:t>
       </w:r>
       <w:r>
         <w:rPr>
@@ -870,7 +1129,7 @@
           <w:i w:val="0"/>
           <w:sz w:val="22"/>
         </w:rPr>
-        <w:t xml:space="preserve"> Этого не может быть. Я говорил с ним сегодня вечером. Всего несколько часов назад.</w:t>
+        <w:t xml:space="preserve"> Алексей Николаевич, до города ещё сто сорок километров. Я еду так быстро, как можно по такому льду.</w:t>
       </w:r>
     </w:p>
     <w:p>
@@ -884,22 +1143,8 @@
           <w:i w:val="0"/>
           <w:sz w:val="22"/>
         </w:rPr>
-        <w:t xml:space="preserve">Врач: </w:t>
-      </w:r>
-      <w:r>
-        <w:rPr>
-          <w:rFonts w:ascii="Times New Roman" w:hAnsi="Times New Roman" w:eastAsia="Malgun Gothic"/>
-          <w:b w:val="0"/>
-          <w:i w:val="0"/>
-          <w:sz w:val="22"/>
-        </w:rPr>
-        <w:t>Мне действительно очень жаль.</w:t>
-      </w:r>
-    </w:p>
-    <w:p>
-      <w:pPr>
-        <w:spacing w:before="0" w:after="110" w:line="300" w:lineRule="auto"/>
-      </w:pPr>
+        <w:t xml:space="preserve">Лёша: </w:t>
+      </w:r>
       <w:r>
         <w:rPr>
           <w:rFonts w:ascii="Times New Roman" w:hAnsi="Times New Roman" w:eastAsia="Malgun Gothic"/>
@@ -908,7 +1153,16 @@
           <w:color w:val="555555"/>
           <w:sz w:val="22"/>
         </w:rPr>
-        <w:t>(Лёша медленно опускается на стул рядом с матерью; Анна обнимает его, оба молчат)</w:t>
+        <w:t>(смотрит в телефон)</w:t>
+      </w:r>
+      <w:r>
+        <w:rPr>
+          <w:rFonts w:ascii="Times New Roman" w:hAnsi="Times New Roman" w:eastAsia="Malgun Gothic"/>
+          <w:b w:val="0"/>
+          <w:i w:val="0"/>
+          <w:sz w:val="22"/>
+        </w:rPr>
+        <w:t xml:space="preserve"> Я говорил с ним. Два часа назад. Он сказал «до связи».</w:t>
       </w:r>
     </w:p>
     <w:p>
@@ -922,7 +1176,39 @@
           <w:i w:val="0"/>
           <w:sz w:val="22"/>
         </w:rPr>
-        <w:t xml:space="preserve">Анна: </w:t>
+        <w:t xml:space="preserve">Катя: </w:t>
+      </w:r>
+      <w:r>
+        <w:rPr>
+          <w:rFonts w:ascii="Times New Roman" w:hAnsi="Times New Roman" w:eastAsia="Malgun Gothic"/>
+          <w:b w:val="0"/>
+          <w:i w:val="0"/>
+          <w:sz w:val="22"/>
+        </w:rPr>
+        <w:t>Он в больнице. Врачи работают. Держитесь за это.</w:t>
+      </w:r>
+    </w:p>
+    <w:p>
+      <w:pPr>
+        <w:spacing w:before="0" w:after="110" w:line="300" w:lineRule="auto"/>
+      </w:pPr>
+      <w:r>
+        <w:rPr>
+          <w:rFonts w:ascii="Times New Roman" w:hAnsi="Times New Roman" w:eastAsia="Malgun Gothic"/>
+          <w:b/>
+          <w:i w:val="0"/>
+          <w:sz w:val="22"/>
+        </w:rPr>
+        <w:t xml:space="preserve">Лёша: </w:t>
+      </w:r>
+      <w:r>
+        <w:rPr>
+          <w:rFonts w:ascii="Times New Roman" w:hAnsi="Times New Roman" w:eastAsia="Malgun Gothic"/>
+          <w:b w:val="0"/>
+          <w:i w:val="0"/>
+          <w:sz w:val="22"/>
+        </w:rPr>
+        <w:t xml:space="preserve">Он сказал, что гордится мной. Без всякого митинга. Как будто… </w:t>
       </w:r>
       <w:r>
         <w:rPr>
@@ -932,7 +1218,21 @@
           <w:color w:val="555555"/>
           <w:sz w:val="22"/>
         </w:rPr>
-        <w:t>(шёпотом)</w:t>
+        <w:t>(не договаривает)</w:t>
+      </w:r>
+    </w:p>
+    <w:p>
+      <w:pPr>
+        <w:spacing w:before="0" w:after="110" w:line="300" w:lineRule="auto"/>
+      </w:pPr>
+      <w:r>
+        <w:rPr>
+          <w:rFonts w:ascii="Times New Roman" w:hAnsi="Times New Roman" w:eastAsia="Malgun Gothic"/>
+          <w:b/>
+          <w:i w:val="0"/>
+          <w:sz w:val="22"/>
+        </w:rPr>
+        <w:t xml:space="preserve">Катя: </w:t>
       </w:r>
       <w:r>
         <w:rPr>
@@ -941,7 +1241,86 @@
           <w:i w:val="0"/>
           <w:sz w:val="22"/>
         </w:rPr>
-        <w:t xml:space="preserve"> Он весь этот месяц говорил только о тебе, Лёша. С утра до вечера. О том, как гордится.</w:t>
+        <w:t>Не надо, Алексей Николаевич. Не додумывайте. Я позвонила в штаб, все мероприятия на завтра отменены. Вам ничего не нужно решать сегодня ночью.</w:t>
+      </w:r>
+    </w:p>
+    <w:p>
+      <w:pPr>
+        <w:spacing w:before="0" w:after="110" w:line="300" w:lineRule="auto"/>
+      </w:pPr>
+      <w:r>
+        <w:rPr>
+          <w:rFonts w:ascii="Times New Roman" w:hAnsi="Times New Roman" w:eastAsia="Malgun Gothic"/>
+          <w:b/>
+          <w:i w:val="0"/>
+          <w:sz w:val="22"/>
+        </w:rPr>
+        <w:t xml:space="preserve">Лёша: </w:t>
+      </w:r>
+      <w:r>
+        <w:rPr>
+          <w:rFonts w:ascii="Times New Roman" w:hAnsi="Times New Roman" w:eastAsia="Malgun Gothic"/>
+          <w:b w:val="0"/>
+          <w:i w:val="0"/>
+          <w:sz w:val="22"/>
+        </w:rPr>
+        <w:t>Катя, если это из-за меня…</w:t>
+      </w:r>
+    </w:p>
+    <w:p>
+      <w:pPr>
+        <w:spacing w:before="0" w:after="110" w:line="300" w:lineRule="auto"/>
+      </w:pPr>
+      <w:r>
+        <w:rPr>
+          <w:rFonts w:ascii="Times New Roman" w:hAnsi="Times New Roman" w:eastAsia="Malgun Gothic"/>
+          <w:b/>
+          <w:i w:val="0"/>
+          <w:sz w:val="22"/>
+        </w:rPr>
+        <w:t xml:space="preserve">Катя: </w:t>
+      </w:r>
+      <w:r>
+        <w:rPr>
+          <w:rFonts w:ascii="Times New Roman" w:hAnsi="Times New Roman" w:eastAsia="Malgun Gothic"/>
+          <w:b w:val="0"/>
+          <w:i w:val="0"/>
+          <w:sz w:val="22"/>
+        </w:rPr>
+        <w:t>Сейчас не «если». Сейчас — дорога. Сто тридцать километров.</w:t>
+      </w:r>
+    </w:p>
+    <w:p>
+      <w:pPr>
+        <w:spacing w:before="0" w:after="110" w:line="300" w:lineRule="auto"/>
+      </w:pPr>
+      <w:r>
+        <w:rPr>
+          <w:rFonts w:ascii="Times New Roman" w:hAnsi="Times New Roman" w:eastAsia="Malgun Gothic"/>
+          <w:b/>
+          <w:i w:val="0"/>
+          <w:sz w:val="22"/>
+        </w:rPr>
+        <w:t xml:space="preserve">Лёша: </w:t>
+      </w:r>
+      <w:r>
+        <w:rPr>
+          <w:rFonts w:ascii="Times New Roman" w:hAnsi="Times New Roman" w:eastAsia="Malgun Gothic"/>
+          <w:b w:val="0"/>
+          <w:i/>
+          <w:color w:val="555555"/>
+          <w:sz w:val="22"/>
+        </w:rPr>
+        <w:t>(после долгой паузы, глухо)</w:t>
+      </w:r>
+      <w:r>
+        <w:rPr>
+          <w:rFonts w:ascii="Times New Roman" w:hAnsi="Times New Roman" w:eastAsia="Malgun Gothic"/>
+          <w:b w:val="0"/>
+          <w:i w:val="0"/>
+          <w:sz w:val="22"/>
+        </w:rPr>
+        <w:t xml:space="preserve"> Спасибо, что поехала.</w:t>
       </w:r>
     </w:p>
     <w:p>
@@ -957,7 +1336,7 @@
           <w:color w:val="1F3864"/>
           <w:sz w:val="26"/>
         </w:rPr>
-        <w:t>장면 5 — 마르첸코와의 대화, 수사에 대한 의심</w:t>
+        <w:t>장면 5 — 병원, 도착</w:t>
       </w:r>
     </w:p>
     <w:p>
@@ -971,7 +1350,76 @@
           <w:i w:val="0"/>
           <w:sz w:val="22"/>
         </w:rPr>
-        <w:t xml:space="preserve">Марченко: </w:t>
+        <w:t xml:space="preserve">Врач: </w:t>
+      </w:r>
+      <w:r>
+        <w:rPr>
+          <w:rFonts w:ascii="Times New Roman" w:hAnsi="Times New Roman" w:eastAsia="Malgun Gothic"/>
+          <w:b w:val="0"/>
+          <w:i w:val="0"/>
+          <w:sz w:val="22"/>
+        </w:rPr>
+        <w:t>Вы сын Николая Фёдоровича?</w:t>
+      </w:r>
+    </w:p>
+    <w:p>
+      <w:pPr>
+        <w:spacing w:before="0" w:after="110" w:line="300" w:lineRule="auto"/>
+      </w:pPr>
+      <w:r>
+        <w:rPr>
+          <w:rFonts w:ascii="Times New Roman" w:hAnsi="Times New Roman" w:eastAsia="Malgun Gothic"/>
+          <w:b/>
+          <w:i w:val="0"/>
+          <w:sz w:val="22"/>
+        </w:rPr>
+        <w:t xml:space="preserve">Лёша: </w:t>
+      </w:r>
+      <w:r>
+        <w:rPr>
+          <w:rFonts w:ascii="Times New Roman" w:hAnsi="Times New Roman" w:eastAsia="Malgun Gothic"/>
+          <w:b w:val="0"/>
+          <w:i w:val="0"/>
+          <w:sz w:val="22"/>
+        </w:rPr>
+        <w:t>Да. Как он?</w:t>
+      </w:r>
+    </w:p>
+    <w:p>
+      <w:pPr>
+        <w:spacing w:before="0" w:after="110" w:line="300" w:lineRule="auto"/>
+      </w:pPr>
+      <w:r>
+        <w:rPr>
+          <w:rFonts w:ascii="Times New Roman" w:hAnsi="Times New Roman" w:eastAsia="Malgun Gothic"/>
+          <w:b/>
+          <w:i w:val="0"/>
+          <w:sz w:val="22"/>
+        </w:rPr>
+        <w:t xml:space="preserve">Врач: </w:t>
+      </w:r>
+      <w:r>
+        <w:rPr>
+          <w:rFonts w:ascii="Times New Roman" w:hAnsi="Times New Roman" w:eastAsia="Malgun Gothic"/>
+          <w:b w:val="0"/>
+          <w:i w:val="0"/>
+          <w:sz w:val="22"/>
+        </w:rPr>
+        <w:t>Мне жаль. Мы сделали всё возможное. Травмы были слишком тяжёлыми — он скончался двадцать минут назад, не приходя в сознание.</w:t>
+      </w:r>
+    </w:p>
+    <w:p>
+      <w:pPr>
+        <w:spacing w:before="0" w:after="110" w:line="300" w:lineRule="auto"/>
+      </w:pPr>
+      <w:r>
+        <w:rPr>
+          <w:rFonts w:ascii="Times New Roman" w:hAnsi="Times New Roman" w:eastAsia="Malgun Gothic"/>
+          <w:b/>
+          <w:i w:val="0"/>
+          <w:sz w:val="22"/>
+        </w:rPr>
+        <w:t xml:space="preserve">Лёша: </w:t>
       </w:r>
       <w:r>
         <w:rPr>
@@ -981,7 +1429,7 @@
           <w:color w:val="555555"/>
           <w:sz w:val="22"/>
         </w:rPr>
-        <w:t>(в больничном коридоре)</w:t>
+        <w:t>(не веря)</w:t>
       </w:r>
       <w:r>
         <w:rPr>
@@ -990,7 +1438,7 @@
           <w:i w:val="0"/>
           <w:sz w:val="22"/>
         </w:rPr>
-        <w:t xml:space="preserve"> Дело квалифицировано как наезд со скрытием с места ДТП. Водителя ищем.</w:t>
+        <w:t xml:space="preserve"> Этого не может быть. Я говорил с ним сегодня вечером. Всего несколько часов назад.</w:t>
       </w:r>
     </w:p>
     <w:p>
@@ -1004,7 +1452,7 @@
           <w:i w:val="0"/>
           <w:sz w:val="22"/>
         </w:rPr>
-        <w:t xml:space="preserve">Лёша: </w:t>
+        <w:t xml:space="preserve">Врач: </w:t>
       </w:r>
       <w:r>
         <w:rPr>
@@ -1013,45 +1461,13 @@
           <w:i w:val="0"/>
           <w:sz w:val="22"/>
         </w:rPr>
-        <w:t>Камеры на той улице есть?</w:t>
+        <w:t>Мне действительно очень жаль.</w:t>
       </w:r>
     </w:p>
     <w:p>
       <w:pPr>
         <w:spacing w:before="0" w:after="110" w:line="300" w:lineRule="auto"/>
       </w:pPr>
-      <w:r>
-        <w:rPr>
-          <w:rFonts w:ascii="Times New Roman" w:hAnsi="Times New Roman" w:eastAsia="Malgun Gothic"/>
-          <w:b/>
-          <w:i w:val="0"/>
-          <w:sz w:val="22"/>
-        </w:rPr>
-        <w:t xml:space="preserve">Марченко: </w:t>
-      </w:r>
-      <w:r>
-        <w:rPr>
-          <w:rFonts w:ascii="Times New Roman" w:hAnsi="Times New Roman" w:eastAsia="Malgun Gothic"/>
-          <w:b w:val="0"/>
-          <w:i w:val="0"/>
-          <w:sz w:val="22"/>
-        </w:rPr>
-        <w:t>По предварительным данным, камера у ближайшего дома была на техобслуживании именно в эту ночь.</w:t>
-      </w:r>
-    </w:p>
-    <w:p>
-      <w:pPr>
-        <w:spacing w:before="0" w:after="110" w:line="300" w:lineRule="auto"/>
-      </w:pPr>
-      <w:r>
-        <w:rPr>
-          <w:rFonts w:ascii="Times New Roman" w:hAnsi="Times New Roman" w:eastAsia="Malgun Gothic"/>
-          <w:b/>
-          <w:i w:val="0"/>
-          <w:sz w:val="22"/>
-        </w:rPr>
-        <w:t xml:space="preserve">Лёша: </w:t>
-      </w:r>
       <w:r>
         <w:rPr>
           <w:rFonts w:ascii="Times New Roman" w:hAnsi="Times New Roman" w:eastAsia="Malgun Gothic"/>
@@ -1060,7 +1476,31 @@
           <w:color w:val="555555"/>
           <w:sz w:val="22"/>
         </w:rPr>
-        <w:t>(холодно)</w:t>
+        <w:t>(Лёша медленно опускается на стул рядом с матерью; Анна обнимает его, оба молчат)</w:t>
+      </w:r>
+    </w:p>
+    <w:p>
+      <w:pPr>
+        <w:spacing w:before="0" w:after="110" w:line="300" w:lineRule="auto"/>
+      </w:pPr>
+      <w:r>
+        <w:rPr>
+          <w:rFonts w:ascii="Times New Roman" w:hAnsi="Times New Roman" w:eastAsia="Malgun Gothic"/>
+          <w:b/>
+          <w:i w:val="0"/>
+          <w:sz w:val="22"/>
+        </w:rPr>
+        <w:t xml:space="preserve">Анна: </w:t>
+      </w:r>
+      <w:r>
+        <w:rPr>
+          <w:rFonts w:ascii="Times New Roman" w:hAnsi="Times New Roman" w:eastAsia="Malgun Gothic"/>
+          <w:b w:val="0"/>
+          <w:i/>
+          <w:color w:val="555555"/>
+          <w:sz w:val="22"/>
+        </w:rPr>
+        <w:t>(шёпотом)</w:t>
       </w:r>
       <w:r>
         <w:rPr>
@@ -1069,7 +1509,7 @@
           <w:i w:val="0"/>
           <w:sz w:val="22"/>
         </w:rPr>
-        <w:t xml:space="preserve"> Какое удобное совпадение.</w:t>
+        <w:t xml:space="preserve"> Он весь этот месяц говорил только о тебе, Лёша. С утра до вечера. О том, как гордится.</w:t>
       </w:r>
     </w:p>
     <w:p>
@@ -1083,7 +1523,7 @@
           <w:i w:val="0"/>
           <w:sz w:val="22"/>
         </w:rPr>
-        <w:t xml:space="preserve">Марченко: </w:t>
+        <w:t xml:space="preserve">Лёша: </w:t>
       </w:r>
       <w:r>
         <w:rPr>
@@ -1092,7 +1532,7 @@
           <w:i w:val="0"/>
           <w:sz w:val="22"/>
         </w:rPr>
-        <w:t>Понимаю ваши подозрения, Алексей Николаевич, учитывая… вашу деятельность. Но пока нет оснований считать это чем-то, кроме несчастного случая.</w:t>
+        <w:t>Мам… ты успела его увидеть?</w:t>
       </w:r>
     </w:p>
     <w:p>
@@ -1106,7 +1546,7 @@
           <w:i w:val="0"/>
           <w:sz w:val="22"/>
         </w:rPr>
-        <w:t xml:space="preserve">Лёша: </w:t>
+        <w:t xml:space="preserve">Анна: </w:t>
       </w:r>
       <w:r>
         <w:rPr>
@@ -1115,7 +1555,7 @@
           <w:i w:val="0"/>
           <w:sz w:val="22"/>
         </w:rPr>
-        <w:t>Неделю назад мой отец стал героем интернета за поддержку моей предвыборной кампании. А сегодня его сбивает машина на дороге, по которой он ходил годами, и единственная камера рядом не работала именно в этот вечер.</w:t>
+        <w:t>Успела. Он был без сознания. Я держала его за руку и рассказывала про пирог. Глупо, да?</w:t>
       </w:r>
     </w:p>
     <w:p>
@@ -1129,7 +1569,17 @@
           <w:i w:val="0"/>
           <w:sz w:val="22"/>
         </w:rPr>
-        <w:t xml:space="preserve">Марченко: </w:t>
+        <w:t xml:space="preserve">Лёша: </w:t>
+      </w:r>
+      <w:r>
+        <w:rPr>
+          <w:rFonts w:ascii="Times New Roman" w:hAnsi="Times New Roman" w:eastAsia="Malgun Gothic"/>
+          <w:b w:val="0"/>
+          <w:i/>
+          <w:color w:val="555555"/>
+          <w:sz w:val="22"/>
+        </w:rPr>
+        <w:t>(обнимает её крепче)</w:t>
       </w:r>
       <w:r>
         <w:rPr>
@@ -1138,7 +1588,7 @@
           <w:i w:val="0"/>
           <w:sz w:val="22"/>
         </w:rPr>
-        <w:t>Я зафиксирую ваши сомнения в протоколе. Расследование продолжится.</w:t>
+        <w:t xml:space="preserve"> Не глупо. Он любил твой пирог.</w:t>
       </w:r>
     </w:p>
     <w:p>
@@ -1152,7 +1602,17 @@
           <w:i w:val="0"/>
           <w:sz w:val="22"/>
         </w:rPr>
-        <w:t xml:space="preserve">Лёша: </w:t>
+        <w:t xml:space="preserve">Врач: </w:t>
+      </w:r>
+      <w:r>
+        <w:rPr>
+          <w:rFonts w:ascii="Times New Roman" w:hAnsi="Times New Roman" w:eastAsia="Malgun Gothic"/>
+          <w:b w:val="0"/>
+          <w:i/>
+          <w:color w:val="555555"/>
+          <w:sz w:val="22"/>
+        </w:rPr>
+        <w:t>(тихо, возвращаясь)</w:t>
       </w:r>
       <w:r>
         <w:rPr>
@@ -1161,53 +1621,7 @@
           <w:i w:val="0"/>
           <w:sz w:val="22"/>
         </w:rPr>
-        <w:t>Олег… как вас по отчеству?</w:t>
-      </w:r>
-    </w:p>
-    <w:p>
-      <w:pPr>
-        <w:spacing w:before="0" w:after="110" w:line="300" w:lineRule="auto"/>
-      </w:pPr>
-      <w:r>
-        <w:rPr>
-          <w:rFonts w:ascii="Times New Roman" w:hAnsi="Times New Roman" w:eastAsia="Malgun Gothic"/>
-          <w:b/>
-          <w:i w:val="0"/>
-          <w:sz w:val="22"/>
-        </w:rPr>
-        <w:t xml:space="preserve">Марченко: </w:t>
-      </w:r>
-      <w:r>
-        <w:rPr>
-          <w:rFonts w:ascii="Times New Roman" w:hAnsi="Times New Roman" w:eastAsia="Malgun Gothic"/>
-          <w:b w:val="0"/>
-          <w:i w:val="0"/>
-          <w:sz w:val="22"/>
-        </w:rPr>
-        <w:t>Не важно, Алексей Николаевич.</w:t>
-      </w:r>
-    </w:p>
-    <w:p>
-      <w:pPr>
-        <w:spacing w:before="0" w:after="110" w:line="300" w:lineRule="auto"/>
-      </w:pPr>
-      <w:r>
-        <w:rPr>
-          <w:rFonts w:ascii="Times New Roman" w:hAnsi="Times New Roman" w:eastAsia="Malgun Gothic"/>
-          <w:b/>
-          <w:i w:val="0"/>
-          <w:sz w:val="22"/>
-        </w:rPr>
-        <w:t xml:space="preserve">Лёша: </w:t>
-      </w:r>
-      <w:r>
-        <w:rPr>
-          <w:rFonts w:ascii="Times New Roman" w:hAnsi="Times New Roman" w:eastAsia="Malgun Gothic"/>
-          <w:b w:val="0"/>
-          <w:i w:val="0"/>
-          <w:sz w:val="22"/>
-        </w:rPr>
-        <w:t>Важно. Я хочу запомнить имя человека, который сегодня пообещал мне, что расследование продолжится.</w:t>
+        <w:t xml:space="preserve"> Если нужно время побыть с ним — палата открыта. Сколько потребуется.</w:t>
       </w:r>
     </w:p>
     <w:p>
@@ -1223,7 +1637,7 @@
           <w:color w:val="1F3864"/>
           <w:sz w:val="26"/>
         </w:rPr>
-        <w:t>장면 6 — 카탸, 선거운동 중단 여부</w:t>
+        <w:t>장면 6 — 마르첸코와의 대화, 수사에 대한 의심</w:t>
       </w:r>
     </w:p>
     <w:p>
@@ -1237,7 +1651,7 @@
           <w:i w:val="0"/>
           <w:sz w:val="22"/>
         </w:rPr>
-        <w:t xml:space="preserve">Катя: </w:t>
+        <w:t xml:space="preserve">Марченко: </w:t>
       </w:r>
       <w:r>
         <w:rPr>
@@ -1247,7 +1661,7 @@
           <w:color w:val="555555"/>
           <w:sz w:val="22"/>
         </w:rPr>
-        <w:t>(по телефону)</w:t>
+        <w:t>(в больничном коридоре)</w:t>
       </w:r>
       <w:r>
         <w:rPr>
@@ -1256,7 +1670,7 @@
           <w:i w:val="0"/>
           <w:sz w:val="22"/>
         </w:rPr>
-        <w:t xml:space="preserve"> Алексей Николаевич, я… Мне очень жаль. Штаб отменил все мероприятия на три дня. Остальное — как решите вы.</w:t>
+        <w:t xml:space="preserve"> Дело квалифицировано как наезд со скрытием с места ДТП. Водителя ищем.</w:t>
       </w:r>
     </w:p>
     <w:p>
@@ -1279,7 +1693,7 @@
           <w:i w:val="0"/>
           <w:sz w:val="22"/>
         </w:rPr>
-        <w:t>Что говорят в штабе?</w:t>
+        <w:t>Камеры на той улице есть?</w:t>
       </w:r>
     </w:p>
     <w:p>
@@ -1293,7 +1707,7 @@
           <w:i w:val="0"/>
           <w:sz w:val="22"/>
         </w:rPr>
-        <w:t xml:space="preserve">Катя: </w:t>
+        <w:t xml:space="preserve">Марченко: </w:t>
       </w:r>
       <w:r>
         <w:rPr>
@@ -1302,7 +1716,7 @@
           <w:i w:val="0"/>
           <w:sz w:val="22"/>
         </w:rPr>
-        <w:t>Одни говорят, что вы снимете кандидатуру. Другие — что если снимете, значит, это сработало.</w:t>
+        <w:t>По предварительным данным, камера у ближайшего дома была на техобслуживании именно в эту ночь.</w:t>
       </w:r>
     </w:p>
     <w:p>
@@ -1322,10 +1736,20 @@
         <w:rPr>
           <w:rFonts w:ascii="Times New Roman" w:hAnsi="Times New Roman" w:eastAsia="Malgun Gothic"/>
           <w:b w:val="0"/>
+          <w:i/>
+          <w:color w:val="555555"/>
+          <w:sz w:val="22"/>
+        </w:rPr>
+        <w:t>(холодно)</w:t>
+      </w:r>
+      <w:r>
+        <w:rPr>
+          <w:rFonts w:ascii="Times New Roman" w:hAnsi="Times New Roman" w:eastAsia="Malgun Gothic"/>
+          <w:b w:val="0"/>
           <w:i w:val="0"/>
           <w:sz w:val="22"/>
         </w:rPr>
-        <w:t>А ты что думаешь?</w:t>
+        <w:t xml:space="preserve"> Какое удобное совпадение.</w:t>
       </w:r>
     </w:p>
     <w:p>
@@ -1339,7 +1763,7 @@
           <w:i w:val="0"/>
           <w:sz w:val="22"/>
         </w:rPr>
-        <w:t xml:space="preserve">Катя: </w:t>
+        <w:t xml:space="preserve">Марченко: </w:t>
       </w:r>
       <w:r>
         <w:rPr>
@@ -1348,7 +1772,270 @@
           <w:i w:val="0"/>
           <w:sz w:val="22"/>
         </w:rPr>
-        <w:t>Я думаю, что сейчас не время решать. Похороните отца. Штаб подождёт.</w:t>
+        <w:t>Понимаю ваши подозрения, Алексей Николаевич, учитывая… вашу деятельность. Но пока нет оснований считать это чем-то, кроме несчастного случая.</w:t>
+      </w:r>
+    </w:p>
+    <w:p>
+      <w:pPr>
+        <w:spacing w:before="0" w:after="110" w:line="300" w:lineRule="auto"/>
+      </w:pPr>
+      <w:r>
+        <w:rPr>
+          <w:rFonts w:ascii="Times New Roman" w:hAnsi="Times New Roman" w:eastAsia="Malgun Gothic"/>
+          <w:b/>
+          <w:i w:val="0"/>
+          <w:sz w:val="22"/>
+        </w:rPr>
+        <w:t xml:space="preserve">Лёша: </w:t>
+      </w:r>
+      <w:r>
+        <w:rPr>
+          <w:rFonts w:ascii="Times New Roman" w:hAnsi="Times New Roman" w:eastAsia="Malgun Gothic"/>
+          <w:b w:val="0"/>
+          <w:i w:val="0"/>
+          <w:sz w:val="22"/>
+        </w:rPr>
+        <w:t>Неделю назад мой отец стал героем интернета за поддержку моей предвыборной кампании. А сегодня его сбивает машина на дороге, по которой он ходил годами, и единственная камера рядом не работала именно в этот вечер.</w:t>
+      </w:r>
+    </w:p>
+    <w:p>
+      <w:pPr>
+        <w:spacing w:before="0" w:after="110" w:line="300" w:lineRule="auto"/>
+      </w:pPr>
+      <w:r>
+        <w:rPr>
+          <w:rFonts w:ascii="Times New Roman" w:hAnsi="Times New Roman" w:eastAsia="Malgun Gothic"/>
+          <w:b/>
+          <w:i w:val="0"/>
+          <w:sz w:val="22"/>
+        </w:rPr>
+        <w:t xml:space="preserve">Марченко: </w:t>
+      </w:r>
+      <w:r>
+        <w:rPr>
+          <w:rFonts w:ascii="Times New Roman" w:hAnsi="Times New Roman" w:eastAsia="Malgun Gothic"/>
+          <w:b w:val="0"/>
+          <w:i w:val="0"/>
+          <w:sz w:val="22"/>
+        </w:rPr>
+        <w:t>Я зафиксирую ваши сомнения в протоколе. Расследование продолжится.</w:t>
+      </w:r>
+    </w:p>
+    <w:p>
+      <w:pPr>
+        <w:spacing w:before="0" w:after="110" w:line="300" w:lineRule="auto"/>
+      </w:pPr>
+      <w:r>
+        <w:rPr>
+          <w:rFonts w:ascii="Times New Roman" w:hAnsi="Times New Roman" w:eastAsia="Malgun Gothic"/>
+          <w:b/>
+          <w:i w:val="0"/>
+          <w:sz w:val="22"/>
+        </w:rPr>
+        <w:t xml:space="preserve">Лёша: </w:t>
+      </w:r>
+      <w:r>
+        <w:rPr>
+          <w:rFonts w:ascii="Times New Roman" w:hAnsi="Times New Roman" w:eastAsia="Malgun Gothic"/>
+          <w:b w:val="0"/>
+          <w:i w:val="0"/>
+          <w:sz w:val="22"/>
+        </w:rPr>
+        <w:t>Свидетели есть?</w:t>
+      </w:r>
+    </w:p>
+    <w:p>
+      <w:pPr>
+        <w:spacing w:before="0" w:after="110" w:line="300" w:lineRule="auto"/>
+      </w:pPr>
+      <w:r>
+        <w:rPr>
+          <w:rFonts w:ascii="Times New Roman" w:hAnsi="Times New Roman" w:eastAsia="Malgun Gothic"/>
+          <w:b/>
+          <w:i w:val="0"/>
+          <w:sz w:val="22"/>
+        </w:rPr>
+        <w:t xml:space="preserve">Марченко: </w:t>
+      </w:r>
+      <w:r>
+        <w:rPr>
+          <w:rFonts w:ascii="Times New Roman" w:hAnsi="Times New Roman" w:eastAsia="Malgun Gothic"/>
+          <w:b w:val="0"/>
+          <w:i w:val="0"/>
+          <w:sz w:val="22"/>
+        </w:rPr>
+        <w:t>Одна женщина из соседнего дома слышала удар и видела тёмную машину без включённых фар. Номер не разглядела.</w:t>
+      </w:r>
+    </w:p>
+    <w:p>
+      <w:pPr>
+        <w:spacing w:before="0" w:after="110" w:line="300" w:lineRule="auto"/>
+      </w:pPr>
+      <w:r>
+        <w:rPr>
+          <w:rFonts w:ascii="Times New Roman" w:hAnsi="Times New Roman" w:eastAsia="Malgun Gothic"/>
+          <w:b/>
+          <w:i w:val="0"/>
+          <w:sz w:val="22"/>
+        </w:rPr>
+        <w:t xml:space="preserve">Лёша: </w:t>
+      </w:r>
+      <w:r>
+        <w:rPr>
+          <w:rFonts w:ascii="Times New Roman" w:hAnsi="Times New Roman" w:eastAsia="Malgun Gothic"/>
+          <w:b w:val="0"/>
+          <w:i w:val="0"/>
+          <w:sz w:val="22"/>
+        </w:rPr>
+        <w:t>Без фар. На гололёде, ночью. Вы понимаете, что это значит?</w:t>
+      </w:r>
+    </w:p>
+    <w:p>
+      <w:pPr>
+        <w:spacing w:before="0" w:after="110" w:line="300" w:lineRule="auto"/>
+      </w:pPr>
+      <w:r>
+        <w:rPr>
+          <w:rFonts w:ascii="Times New Roman" w:hAnsi="Times New Roman" w:eastAsia="Malgun Gothic"/>
+          <w:b/>
+          <w:i w:val="0"/>
+          <w:sz w:val="22"/>
+        </w:rPr>
+        <w:t xml:space="preserve">Марченко: </w:t>
+      </w:r>
+      <w:r>
+        <w:rPr>
+          <w:rFonts w:ascii="Times New Roman" w:hAnsi="Times New Roman" w:eastAsia="Malgun Gothic"/>
+          <w:b w:val="0"/>
+          <w:i w:val="0"/>
+          <w:sz w:val="22"/>
+        </w:rPr>
+        <w:t>Понимаю, что это значит для вас. Для протокола это значит «водитель, нарушивший правила». Не больше.</w:t>
+      </w:r>
+    </w:p>
+    <w:p>
+      <w:pPr>
+        <w:spacing w:before="0" w:after="110" w:line="300" w:lineRule="auto"/>
+      </w:pPr>
+      <w:r>
+        <w:rPr>
+          <w:rFonts w:ascii="Times New Roman" w:hAnsi="Times New Roman" w:eastAsia="Malgun Gothic"/>
+          <w:b/>
+          <w:i w:val="0"/>
+          <w:sz w:val="22"/>
+        </w:rPr>
+        <w:t xml:space="preserve">Лёша: </w:t>
+      </w:r>
+      <w:r>
+        <w:rPr>
+          <w:rFonts w:ascii="Times New Roman" w:hAnsi="Times New Roman" w:eastAsia="Malgun Gothic"/>
+          <w:b w:val="0"/>
+          <w:i w:val="0"/>
+          <w:sz w:val="22"/>
+        </w:rPr>
+        <w:t>А для вас лично?</w:t>
+      </w:r>
+    </w:p>
+    <w:p>
+      <w:pPr>
+        <w:spacing w:before="0" w:after="110" w:line="300" w:lineRule="auto"/>
+      </w:pPr>
+      <w:r>
+        <w:rPr>
+          <w:rFonts w:ascii="Times New Roman" w:hAnsi="Times New Roman" w:eastAsia="Malgun Gothic"/>
+          <w:b/>
+          <w:i w:val="0"/>
+          <w:sz w:val="22"/>
+        </w:rPr>
+        <w:t xml:space="preserve">Марченко: </w:t>
+      </w:r>
+      <w:r>
+        <w:rPr>
+          <w:rFonts w:ascii="Times New Roman" w:hAnsi="Times New Roman" w:eastAsia="Malgun Gothic"/>
+          <w:b w:val="0"/>
+          <w:i/>
+          <w:color w:val="555555"/>
+          <w:sz w:val="22"/>
+        </w:rPr>
+        <w:t>(после паузы)</w:t>
+      </w:r>
+      <w:r>
+        <w:rPr>
+          <w:rFonts w:ascii="Times New Roman" w:hAnsi="Times New Roman" w:eastAsia="Malgun Gothic"/>
+          <w:b w:val="0"/>
+          <w:i w:val="0"/>
+          <w:sz w:val="22"/>
+        </w:rPr>
+        <w:t xml:space="preserve"> Для меня лично это значит, что я буду искать эту машину. Больше обещать не имею права.</w:t>
+      </w:r>
+    </w:p>
+    <w:p>
+      <w:pPr>
+        <w:spacing w:before="0" w:after="110" w:line="300" w:lineRule="auto"/>
+      </w:pPr>
+      <w:r>
+        <w:rPr>
+          <w:rFonts w:ascii="Times New Roman" w:hAnsi="Times New Roman" w:eastAsia="Malgun Gothic"/>
+          <w:b/>
+          <w:i w:val="0"/>
+          <w:sz w:val="22"/>
+        </w:rPr>
+        <w:t xml:space="preserve">Лёша: </w:t>
+      </w:r>
+      <w:r>
+        <w:rPr>
+          <w:rFonts w:ascii="Times New Roman" w:hAnsi="Times New Roman" w:eastAsia="Malgun Gothic"/>
+          <w:b w:val="0"/>
+          <w:i w:val="0"/>
+          <w:sz w:val="22"/>
+        </w:rPr>
+        <w:t>Олег… как вас по отчеству?</w:t>
+      </w:r>
+    </w:p>
+    <w:p>
+      <w:pPr>
+        <w:spacing w:before="0" w:after="110" w:line="300" w:lineRule="auto"/>
+      </w:pPr>
+      <w:r>
+        <w:rPr>
+          <w:rFonts w:ascii="Times New Roman" w:hAnsi="Times New Roman" w:eastAsia="Malgun Gothic"/>
+          <w:b/>
+          <w:i w:val="0"/>
+          <w:sz w:val="22"/>
+        </w:rPr>
+        <w:t xml:space="preserve">Марченко: </w:t>
+      </w:r>
+      <w:r>
+        <w:rPr>
+          <w:rFonts w:ascii="Times New Roman" w:hAnsi="Times New Roman" w:eastAsia="Malgun Gothic"/>
+          <w:b w:val="0"/>
+          <w:i w:val="0"/>
+          <w:sz w:val="22"/>
+        </w:rPr>
+        <w:t>Не важно, Алексей Николаевич.</w:t>
+      </w:r>
+    </w:p>
+    <w:p>
+      <w:pPr>
+        <w:spacing w:before="0" w:after="110" w:line="300" w:lineRule="auto"/>
+      </w:pPr>
+      <w:r>
+        <w:rPr>
+          <w:rFonts w:ascii="Times New Roman" w:hAnsi="Times New Roman" w:eastAsia="Malgun Gothic"/>
+          <w:b/>
+          <w:i w:val="0"/>
+          <w:sz w:val="22"/>
+        </w:rPr>
+        <w:t xml:space="preserve">Лёша: </w:t>
+      </w:r>
+      <w:r>
+        <w:rPr>
+          <w:rFonts w:ascii="Times New Roman" w:hAnsi="Times New Roman" w:eastAsia="Malgun Gothic"/>
+          <w:b w:val="0"/>
+          <w:i w:val="0"/>
+          <w:sz w:val="22"/>
+        </w:rPr>
+        <w:t>Важно. Я хочу запомнить имя человека, который сегодня пообещал мне, что расследование продолжится.</w:t>
       </w:r>
     </w:p>
     <w:p>
@@ -1364,7 +2051,7 @@
           <w:color w:val="1F3864"/>
           <w:sz w:val="26"/>
         </w:rPr>
-        <w:t>장면 7 — 다리야, 파벨과의 통화</w:t>
+        <w:t>장면 7 — 카탸, 선거운동 중단 여부</w:t>
       </w:r>
     </w:p>
     <w:p>
@@ -1378,99 +2065,7 @@
           <w:i w:val="0"/>
           <w:sz w:val="22"/>
         </w:rPr>
-        <w:t xml:space="preserve">Дарья: </w:t>
-      </w:r>
-      <w:r>
-        <w:rPr>
-          <w:rFonts w:ascii="Times New Roman" w:hAnsi="Times New Roman" w:eastAsia="Malgun Gothic"/>
-          <w:b w:val="0"/>
-          <w:i w:val="0"/>
-          <w:sz w:val="22"/>
-        </w:rPr>
-        <w:t>Алексей, мне так жаль. Я немедленно вылетаю.</w:t>
-      </w:r>
-    </w:p>
-    <w:p>
-      <w:pPr>
-        <w:spacing w:before="0" w:after="110" w:line="300" w:lineRule="auto"/>
-      </w:pPr>
-      <w:r>
-        <w:rPr>
-          <w:rFonts w:ascii="Times New Roman" w:hAnsi="Times New Roman" w:eastAsia="Malgun Gothic"/>
-          <w:b/>
-          <w:i w:val="0"/>
-          <w:sz w:val="22"/>
-        </w:rPr>
-        <w:t xml:space="preserve">Лёша: </w:t>
-      </w:r>
-      <w:r>
-        <w:rPr>
-          <w:rFonts w:ascii="Times New Roman" w:hAnsi="Times New Roman" w:eastAsia="Malgun Gothic"/>
-          <w:b w:val="0"/>
-          <w:i w:val="0"/>
-          <w:sz w:val="22"/>
-        </w:rPr>
-        <w:t>Спасибо, Дарья.</w:t>
-      </w:r>
-    </w:p>
-    <w:p>
-      <w:pPr>
-        <w:spacing w:before="0" w:after="110" w:line="300" w:lineRule="auto"/>
-      </w:pPr>
-      <w:r>
-        <w:rPr>
-          <w:rFonts w:ascii="Times New Roman" w:hAnsi="Times New Roman" w:eastAsia="Malgun Gothic"/>
-          <w:b/>
-          <w:i w:val="0"/>
-          <w:sz w:val="22"/>
-        </w:rPr>
-        <w:t xml:space="preserve">Дарья: </w:t>
-      </w:r>
-      <w:r>
-        <w:rPr>
-          <w:rFonts w:ascii="Times New Roman" w:hAnsi="Times New Roman" w:eastAsia="Malgun Gothic"/>
-          <w:b w:val="0"/>
-          <w:i w:val="0"/>
-          <w:sz w:val="22"/>
-        </w:rPr>
-        <w:t>Марченко сказал что-нибудь по существу?</w:t>
-      </w:r>
-    </w:p>
-    <w:p>
-      <w:pPr>
-        <w:spacing w:before="0" w:after="110" w:line="300" w:lineRule="auto"/>
-      </w:pPr>
-      <w:r>
-        <w:rPr>
-          <w:rFonts w:ascii="Times New Roman" w:hAnsi="Times New Roman" w:eastAsia="Malgun Gothic"/>
-          <w:b/>
-          <w:i w:val="0"/>
-          <w:sz w:val="22"/>
-        </w:rPr>
-        <w:t xml:space="preserve">Лёша: </w:t>
-      </w:r>
-      <w:r>
-        <w:rPr>
-          <w:rFonts w:ascii="Times New Roman" w:hAnsi="Times New Roman" w:eastAsia="Malgun Gothic"/>
-          <w:b w:val="0"/>
-          <w:i w:val="0"/>
-          <w:sz w:val="22"/>
-        </w:rPr>
-        <w:t>Камера была отключена. Водителя не нашли и, боюсь, не найдут.</w:t>
-      </w:r>
-    </w:p>
-    <w:p>
-      <w:pPr>
-        <w:spacing w:before="0" w:after="110" w:line="300" w:lineRule="auto"/>
-      </w:pPr>
-      <w:r>
-        <w:rPr>
-          <w:rFonts w:ascii="Times New Roman" w:hAnsi="Times New Roman" w:eastAsia="Malgun Gothic"/>
-          <w:b/>
-          <w:i w:val="0"/>
-          <w:sz w:val="22"/>
-        </w:rPr>
-        <w:t xml:space="preserve">Дарья: </w:t>
+        <w:t xml:space="preserve">Катя: </w:t>
       </w:r>
       <w:r>
         <w:rPr>
@@ -1480,7 +2075,7 @@
           <w:color w:val="555555"/>
           <w:sz w:val="22"/>
         </w:rPr>
-        <w:t>(мрачно)</w:t>
+        <w:t>(по телефону)</w:t>
       </w:r>
       <w:r>
         <w:rPr>
@@ -1489,7 +2084,7 @@
           <w:i w:val="0"/>
           <w:sz w:val="22"/>
         </w:rPr>
-        <w:t xml:space="preserve"> Слишком совпадает по времени с вирусным видео, чтобы быть случайностью.</w:t>
+        <w:t xml:space="preserve"> Алексей Николаевич, я… Мне очень жаль. Штаб отменил все мероприятия на три дня. Остальное — как решите вы.</w:t>
       </w:r>
     </w:p>
     <w:p>
@@ -1503,17 +2098,7 @@
           <w:i w:val="0"/>
           <w:sz w:val="22"/>
         </w:rPr>
-        <w:t xml:space="preserve">Павел: </w:t>
-      </w:r>
-      <w:r>
-        <w:rPr>
-          <w:rFonts w:ascii="Times New Roman" w:hAnsi="Times New Roman" w:eastAsia="Malgun Gothic"/>
-          <w:b w:val="0"/>
-          <w:i/>
-          <w:color w:val="555555"/>
-          <w:sz w:val="22"/>
-        </w:rPr>
-        <w:t>(по телефону, узнав новости)</w:t>
+        <w:t xml:space="preserve">Лёша: </w:t>
       </w:r>
       <w:r>
         <w:rPr>
@@ -1522,7 +2107,7 @@
           <w:i w:val="0"/>
           <w:sz w:val="22"/>
         </w:rPr>
-        <w:t xml:space="preserve"> Лёша… Я не знаю, что сказать. Мне правда жаль. Дядя Коля учил меня кататься на велосипеде. Помнишь?</w:t>
+        <w:t>Что говорят в штабе?</w:t>
       </w:r>
     </w:p>
     <w:p>
@@ -1536,7 +2121,7 @@
           <w:i w:val="0"/>
           <w:sz w:val="22"/>
         </w:rPr>
-        <w:t xml:space="preserve">Лёша: </w:t>
+        <w:t xml:space="preserve">Катя: </w:t>
       </w:r>
       <w:r>
         <w:rPr>
@@ -1545,17 +2130,21 @@
           <w:i w:val="0"/>
           <w:sz w:val="22"/>
         </w:rPr>
-        <w:t xml:space="preserve">Помню, Паша. </w:t>
-      </w:r>
-      <w:r>
-        <w:rPr>
-          <w:rFonts w:ascii="Times New Roman" w:hAnsi="Times New Roman" w:eastAsia="Malgun Gothic"/>
-          <w:b w:val="0"/>
-          <w:i/>
-          <w:color w:val="555555"/>
-          <w:sz w:val="22"/>
-        </w:rPr>
-        <w:t>(пауза)</w:t>
+        <w:t>Одни говорят, что вы снимете кандидатуру. Другие — что если снимете, значит, это сработало.</w:t>
+      </w:r>
+    </w:p>
+    <w:p>
+      <w:pPr>
+        <w:spacing w:before="0" w:after="110" w:line="300" w:lineRule="auto"/>
+      </w:pPr>
+      <w:r>
+        <w:rPr>
+          <w:rFonts w:ascii="Times New Roman" w:hAnsi="Times New Roman" w:eastAsia="Malgun Gothic"/>
+          <w:b/>
+          <w:i w:val="0"/>
+          <w:sz w:val="22"/>
+        </w:rPr>
+        <w:t xml:space="preserve">Лёша: </w:t>
       </w:r>
       <w:r>
         <w:rPr>
@@ -1564,7 +2153,7 @@
           <w:i w:val="0"/>
           <w:sz w:val="22"/>
         </w:rPr>
-        <w:t xml:space="preserve"> Узнай через свои каналы, не было ли распоряжений насчёт моего отца в последние недели. Что угодно.</w:t>
+        <w:t>А ты что думаешь?</w:t>
       </w:r>
     </w:p>
     <w:p>
@@ -1578,7 +2167,7 @@
           <w:i w:val="0"/>
           <w:sz w:val="22"/>
         </w:rPr>
-        <w:t xml:space="preserve">Павел: </w:t>
+        <w:t xml:space="preserve">Катя: </w:t>
       </w:r>
       <w:r>
         <w:rPr>
@@ -1587,7 +2176,99 @@
           <w:i w:val="0"/>
           <w:sz w:val="22"/>
         </w:rPr>
-        <w:t>Узнаю. Обещаю, узнаю всё, что смогу.</w:t>
+        <w:t>Я думаю, что сейчас не время решать. Похороните отца. Штаб подождёт.</w:t>
+      </w:r>
+    </w:p>
+    <w:p>
+      <w:pPr>
+        <w:spacing w:before="0" w:after="110" w:line="300" w:lineRule="auto"/>
+      </w:pPr>
+      <w:r>
+        <w:rPr>
+          <w:rFonts w:ascii="Times New Roman" w:hAnsi="Times New Roman" w:eastAsia="Malgun Gothic"/>
+          <w:b/>
+          <w:i w:val="0"/>
+          <w:sz w:val="22"/>
+        </w:rPr>
+        <w:t xml:space="preserve">Лёша: </w:t>
+      </w:r>
+      <w:r>
+        <w:rPr>
+          <w:rFonts w:ascii="Times New Roman" w:hAnsi="Times New Roman" w:eastAsia="Malgun Gothic"/>
+          <w:b w:val="0"/>
+          <w:i w:val="0"/>
+          <w:sz w:val="22"/>
+        </w:rPr>
+        <w:t>Катя, если я не выйду в понедельник, что будет с кампанией?</w:t>
+      </w:r>
+    </w:p>
+    <w:p>
+      <w:pPr>
+        <w:spacing w:before="0" w:after="110" w:line="300" w:lineRule="auto"/>
+      </w:pPr>
+      <w:r>
+        <w:rPr>
+          <w:rFonts w:ascii="Times New Roman" w:hAnsi="Times New Roman" w:eastAsia="Malgun Gothic"/>
+          <w:b/>
+          <w:i w:val="0"/>
+          <w:sz w:val="22"/>
+        </w:rPr>
+        <w:t xml:space="preserve">Катя: </w:t>
+      </w:r>
+      <w:r>
+        <w:rPr>
+          <w:rFonts w:ascii="Times New Roman" w:hAnsi="Times New Roman" w:eastAsia="Malgun Gothic"/>
+          <w:b w:val="0"/>
+          <w:i w:val="0"/>
+          <w:sz w:val="22"/>
+        </w:rPr>
+        <w:t>Ничего не будет. Всё рухнет за неделю — не потому, что мы плохие, а потому, что люди подумают, будто вы испугались. Но это решение не на сегодня.</w:t>
+      </w:r>
+    </w:p>
+    <w:p>
+      <w:pPr>
+        <w:spacing w:before="0" w:after="110" w:line="300" w:lineRule="auto"/>
+      </w:pPr>
+      <w:r>
+        <w:rPr>
+          <w:rFonts w:ascii="Times New Roman" w:hAnsi="Times New Roman" w:eastAsia="Malgun Gothic"/>
+          <w:b/>
+          <w:i w:val="0"/>
+          <w:sz w:val="22"/>
+        </w:rPr>
+        <w:t xml:space="preserve">Лёша: </w:t>
+      </w:r>
+      <w:r>
+        <w:rPr>
+          <w:rFonts w:ascii="Times New Roman" w:hAnsi="Times New Roman" w:eastAsia="Malgun Gothic"/>
+          <w:b w:val="0"/>
+          <w:i w:val="0"/>
+          <w:sz w:val="22"/>
+        </w:rPr>
+        <w:t>А Гребенщиков?</w:t>
+      </w:r>
+    </w:p>
+    <w:p>
+      <w:pPr>
+        <w:spacing w:before="0" w:after="110" w:line="300" w:lineRule="auto"/>
+      </w:pPr>
+      <w:r>
+        <w:rPr>
+          <w:rFonts w:ascii="Times New Roman" w:hAnsi="Times New Roman" w:eastAsia="Malgun Gothic"/>
+          <w:b/>
+          <w:i w:val="0"/>
+          <w:sz w:val="22"/>
+        </w:rPr>
+        <w:t xml:space="preserve">Катя: </w:t>
+      </w:r>
+      <w:r>
+        <w:rPr>
+          <w:rFonts w:ascii="Times New Roman" w:hAnsi="Times New Roman" w:eastAsia="Malgun Gothic"/>
+          <w:b w:val="0"/>
+          <w:i w:val="0"/>
+          <w:sz w:val="22"/>
+        </w:rPr>
+        <w:t>Анатолий Викторович звонил. Сказал одно: «Пусть мальчик похоронит отца. Всё остальное подождёт». Больше ничего.</w:t>
       </w:r>
     </w:p>
     <w:p>
@@ -1603,7 +2284,7 @@
           <w:color w:val="1F3864"/>
           <w:sz w:val="26"/>
         </w:rPr>
-        <w:t>장면 8 — 료샤의 내적 갈등, 어머니와의 대화</w:t>
+        <w:t>장면 8 — 다리야, 파벨과의 통화</w:t>
       </w:r>
     </w:p>
     <w:p>
@@ -1617,7 +2298,7 @@
           <w:i w:val="0"/>
           <w:sz w:val="22"/>
         </w:rPr>
-        <w:t xml:space="preserve">Анна: </w:t>
+        <w:t xml:space="preserve">Дарья: </w:t>
       </w:r>
       <w:r>
         <w:rPr>
@@ -1626,7 +2307,7 @@
           <w:i w:val="0"/>
           <w:sz w:val="22"/>
         </w:rPr>
-        <w:t>Лёша, о чём ты думаешь? Ты весь вечер молчишь.</w:t>
+        <w:t>Алексей, мне так жаль. Я немедленно вылетаю.</w:t>
       </w:r>
     </w:p>
     <w:p>
@@ -1649,7 +2330,7 @@
           <w:i w:val="0"/>
           <w:sz w:val="22"/>
         </w:rPr>
-        <w:t>Думаю о том, что если это не случайность — я хочу, чтобы виновные заплатили. Не по закону. По-настоящему.</w:t>
+        <w:t>Спасибо, Дарья.</w:t>
       </w:r>
     </w:p>
     <w:p>
@@ -1663,7 +2344,53 @@
           <w:i w:val="0"/>
           <w:sz w:val="22"/>
         </w:rPr>
-        <w:t xml:space="preserve">Анна: </w:t>
+        <w:t xml:space="preserve">Дарья: </w:t>
+      </w:r>
+      <w:r>
+        <w:rPr>
+          <w:rFonts w:ascii="Times New Roman" w:hAnsi="Times New Roman" w:eastAsia="Malgun Gothic"/>
+          <w:b w:val="0"/>
+          <w:i w:val="0"/>
+          <w:sz w:val="22"/>
+        </w:rPr>
+        <w:t>Марченко сказал что-нибудь по существу?</w:t>
+      </w:r>
+    </w:p>
+    <w:p>
+      <w:pPr>
+        <w:spacing w:before="0" w:after="110" w:line="300" w:lineRule="auto"/>
+      </w:pPr>
+      <w:r>
+        <w:rPr>
+          <w:rFonts w:ascii="Times New Roman" w:hAnsi="Times New Roman" w:eastAsia="Malgun Gothic"/>
+          <w:b/>
+          <w:i w:val="0"/>
+          <w:sz w:val="22"/>
+        </w:rPr>
+        <w:t xml:space="preserve">Лёша: </w:t>
+      </w:r>
+      <w:r>
+        <w:rPr>
+          <w:rFonts w:ascii="Times New Roman" w:hAnsi="Times New Roman" w:eastAsia="Malgun Gothic"/>
+          <w:b w:val="0"/>
+          <w:i w:val="0"/>
+          <w:sz w:val="22"/>
+        </w:rPr>
+        <w:t>Камера была отключена. Водителя не нашли и, боюсь, не найдут.</w:t>
+      </w:r>
+    </w:p>
+    <w:p>
+      <w:pPr>
+        <w:spacing w:before="0" w:after="110" w:line="300" w:lineRule="auto"/>
+      </w:pPr>
+      <w:r>
+        <w:rPr>
+          <w:rFonts w:ascii="Times New Roman" w:hAnsi="Times New Roman" w:eastAsia="Malgun Gothic"/>
+          <w:b/>
+          <w:i w:val="0"/>
+          <w:sz w:val="22"/>
+        </w:rPr>
+        <w:t xml:space="preserve">Дарья: </w:t>
       </w:r>
       <w:r>
         <w:rPr>
@@ -1673,7 +2400,7 @@
           <w:color w:val="555555"/>
           <w:sz w:val="22"/>
         </w:rPr>
-        <w:t>(испуганно)</w:t>
+        <w:t>(мрачно)</w:t>
       </w:r>
       <w:r>
         <w:rPr>
@@ -1682,7 +2409,7 @@
           <w:i w:val="0"/>
           <w:sz w:val="22"/>
         </w:rPr>
-        <w:t xml:space="preserve"> Лёша…</w:t>
+        <w:t xml:space="preserve"> Слишком совпадает по времени с вирусным видео, чтобы быть случайностью.</w:t>
       </w:r>
     </w:p>
     <w:p>
@@ -1696,53 +2423,7 @@
           <w:i w:val="0"/>
           <w:sz w:val="22"/>
         </w:rPr>
-        <w:t xml:space="preserve">Лёша: </w:t>
-      </w:r>
-      <w:r>
-        <w:rPr>
-          <w:rFonts w:ascii="Times New Roman" w:hAnsi="Times New Roman" w:eastAsia="Malgun Gothic"/>
-          <w:b w:val="0"/>
-          <w:i w:val="0"/>
-          <w:sz w:val="22"/>
-        </w:rPr>
-        <w:t>Прости, мам. Знаю, что отец бы этого не одобрил.</w:t>
-      </w:r>
-    </w:p>
-    <w:p>
-      <w:pPr>
-        <w:spacing w:before="0" w:after="110" w:line="300" w:lineRule="auto"/>
-      </w:pPr>
-      <w:r>
-        <w:rPr>
-          <w:rFonts w:ascii="Times New Roman" w:hAnsi="Times New Roman" w:eastAsia="Malgun Gothic"/>
-          <w:b/>
-          <w:i w:val="0"/>
-          <w:sz w:val="22"/>
-        </w:rPr>
-        <w:t xml:space="preserve">Анна: </w:t>
-      </w:r>
-      <w:r>
-        <w:rPr>
-          <w:rFonts w:ascii="Times New Roman" w:hAnsi="Times New Roman" w:eastAsia="Malgun Gothic"/>
-          <w:b w:val="0"/>
-          <w:i w:val="0"/>
-          <w:sz w:val="22"/>
-        </w:rPr>
-        <w:t>Отец всю жизнь верил в тебя именно потому, что ты не мстил, а боролся честно. Не предай эту веру сейчас, когда его больше нет, чтобы её защитить.</w:t>
-      </w:r>
-    </w:p>
-    <w:p>
-      <w:pPr>
-        <w:spacing w:before="0" w:after="110" w:line="300" w:lineRule="auto"/>
-      </w:pPr>
-      <w:r>
-        <w:rPr>
-          <w:rFonts w:ascii="Times New Roman" w:hAnsi="Times New Roman" w:eastAsia="Malgun Gothic"/>
-          <w:b/>
-          <w:i w:val="0"/>
-          <w:sz w:val="22"/>
-        </w:rPr>
-        <w:t xml:space="preserve">Лёша: </w:t>
+        <w:t xml:space="preserve">Павел: </w:t>
       </w:r>
       <w:r>
         <w:rPr>
@@ -1752,7 +2433,7 @@
           <w:color w:val="555555"/>
           <w:sz w:val="22"/>
         </w:rPr>
-        <w:t>(долгая пауза, боль в голосе)</w:t>
+        <w:t>(по телефону, узнав новости)</w:t>
       </w:r>
       <w:r>
         <w:rPr>
@@ -1761,7 +2442,7 @@
           <w:i w:val="0"/>
           <w:sz w:val="22"/>
         </w:rPr>
-        <w:t xml:space="preserve"> Как мне продолжать бороться честно, когда они бьют по самому дорогому, что у меня есть?</w:t>
+        <w:t xml:space="preserve"> Лёша… Я не знаю, что сказать. Мне правда жаль. Дядя Коля учил меня кататься на велосипеде. Помнишь?</w:t>
       </w:r>
     </w:p>
     <w:p>
@@ -1775,7 +2456,7 @@
           <w:i w:val="0"/>
           <w:sz w:val="22"/>
         </w:rPr>
-        <w:t xml:space="preserve">Анна: </w:t>
+        <w:t xml:space="preserve">Лёша: </w:t>
       </w:r>
       <w:r>
         <w:rPr>
@@ -1784,44 +2465,7 @@
           <w:i w:val="0"/>
           <w:sz w:val="22"/>
         </w:rPr>
-        <w:t>Не знаю, сынок. Но знаю, что если ты выберешь их путь — путь машин без камер и людей, которые исчезают без следа, — тогда они победили, даже не тронув тебя самого.</w:t>
-      </w:r>
-    </w:p>
-    <w:p>
-      <w:pPr>
-        <w:spacing w:before="0" w:after="110" w:line="300" w:lineRule="auto"/>
-      </w:pPr>
-      <w:r>
-        <w:rPr>
-          <w:rFonts w:ascii="Times New Roman" w:hAnsi="Times New Roman" w:eastAsia="Malgun Gothic"/>
-          <w:b/>
-          <w:i w:val="0"/>
-          <w:sz w:val="22"/>
-        </w:rPr>
-        <w:t xml:space="preserve">Лёша: </w:t>
-      </w:r>
-      <w:r>
-        <w:rPr>
-          <w:rFonts w:ascii="Times New Roman" w:hAnsi="Times New Roman" w:eastAsia="Malgun Gothic"/>
-          <w:b w:val="0"/>
-          <w:i w:val="0"/>
-          <w:sz w:val="22"/>
-        </w:rPr>
-        <w:t>А если я сниму кандидатуру? Чтобы больше никого…</w:t>
-      </w:r>
-    </w:p>
-    <w:p>
-      <w:pPr>
-        <w:spacing w:before="0" w:after="110" w:line="300" w:lineRule="auto"/>
-      </w:pPr>
-      <w:r>
-        <w:rPr>
-          <w:rFonts w:ascii="Times New Roman" w:hAnsi="Times New Roman" w:eastAsia="Malgun Gothic"/>
-          <w:b/>
-          <w:i w:val="0"/>
-          <w:sz w:val="22"/>
-        </w:rPr>
-        <w:t xml:space="preserve">Анна: </w:t>
+        <w:t xml:space="preserve">Помню, Паша. </w:t>
       </w:r>
       <w:r>
         <w:rPr>
@@ -1831,7 +2475,7 @@
           <w:color w:val="555555"/>
           <w:sz w:val="22"/>
         </w:rPr>
-        <w:t>(твёрдо)</w:t>
+        <w:t>(пауза)</w:t>
       </w:r>
       <w:r>
         <w:rPr>
@@ -1840,7 +2484,76 @@
           <w:i w:val="0"/>
           <w:sz w:val="22"/>
         </w:rPr>
-        <w:t xml:space="preserve"> Тогда получится, что твой отец погиб ни за что. Ты этого хочешь?</w:t>
+        <w:t xml:space="preserve"> Узнай через свои каналы, не было ли распоряжений насчёт моего отца в последние недели. Что угодно.</w:t>
+      </w:r>
+    </w:p>
+    <w:p>
+      <w:pPr>
+        <w:spacing w:before="0" w:after="110" w:line="300" w:lineRule="auto"/>
+      </w:pPr>
+      <w:r>
+        <w:rPr>
+          <w:rFonts w:ascii="Times New Roman" w:hAnsi="Times New Roman" w:eastAsia="Malgun Gothic"/>
+          <w:b/>
+          <w:i w:val="0"/>
+          <w:sz w:val="22"/>
+        </w:rPr>
+        <w:t xml:space="preserve">Павел: </w:t>
+      </w:r>
+      <w:r>
+        <w:rPr>
+          <w:rFonts w:ascii="Times New Roman" w:hAnsi="Times New Roman" w:eastAsia="Malgun Gothic"/>
+          <w:b w:val="0"/>
+          <w:i w:val="0"/>
+          <w:sz w:val="22"/>
+        </w:rPr>
+        <w:t>Узнаю. Обещаю, узнаю всё, что смогу.</w:t>
+      </w:r>
+    </w:p>
+    <w:p>
+      <w:pPr>
+        <w:spacing w:before="0" w:after="110" w:line="300" w:lineRule="auto"/>
+      </w:pPr>
+      <w:r>
+        <w:rPr>
+          <w:rFonts w:ascii="Times New Roman" w:hAnsi="Times New Roman" w:eastAsia="Malgun Gothic"/>
+          <w:b/>
+          <w:i w:val="0"/>
+          <w:sz w:val="22"/>
+        </w:rPr>
+        <w:t xml:space="preserve">Лёша: </w:t>
+      </w:r>
+      <w:r>
+        <w:rPr>
+          <w:rFonts w:ascii="Times New Roman" w:hAnsi="Times New Roman" w:eastAsia="Malgun Gothic"/>
+          <w:b w:val="0"/>
+          <w:i w:val="0"/>
+          <w:sz w:val="22"/>
+        </w:rPr>
+        <w:t>Только осторожно. Ты теперь сам под колпаком.</w:t>
+      </w:r>
+    </w:p>
+    <w:p>
+      <w:pPr>
+        <w:spacing w:before="0" w:after="110" w:line="300" w:lineRule="auto"/>
+      </w:pPr>
+      <w:r>
+        <w:rPr>
+          <w:rFonts w:ascii="Times New Roman" w:hAnsi="Times New Roman" w:eastAsia="Malgun Gothic"/>
+          <w:b/>
+          <w:i w:val="0"/>
+          <w:sz w:val="22"/>
+        </w:rPr>
+        <w:t xml:space="preserve">Павел: </w:t>
+      </w:r>
+      <w:r>
+        <w:rPr>
+          <w:rFonts w:ascii="Times New Roman" w:hAnsi="Times New Roman" w:eastAsia="Malgun Gothic"/>
+          <w:b w:val="0"/>
+          <w:i w:val="0"/>
+          <w:sz w:val="22"/>
+        </w:rPr>
+        <w:t>Лёш… ты сказал «осторожно». Мне.</w:t>
       </w:r>
     </w:p>
     <w:p>
@@ -1864,7 +2577,7 @@
           <w:color w:val="555555"/>
           <w:sz w:val="22"/>
         </w:rPr>
-        <w:t>(еле слышно)</w:t>
+        <w:t>(не сразу)</w:t>
       </w:r>
       <w:r>
         <w:rPr>
@@ -1873,7 +2586,86 @@
           <w:i w:val="0"/>
           <w:sz w:val="22"/>
         </w:rPr>
-        <w:t xml:space="preserve"> Нет.</w:t>
+        <w:t xml:space="preserve"> Хватит с меня похорон, Паша.</w:t>
+      </w:r>
+    </w:p>
+    <w:p>
+      <w:pPr>
+        <w:spacing w:before="0" w:after="110" w:line="300" w:lineRule="auto"/>
+      </w:pPr>
+      <w:r>
+        <w:rPr>
+          <w:rFonts w:ascii="Times New Roman" w:hAnsi="Times New Roman" w:eastAsia="Malgun Gothic"/>
+          <w:b/>
+          <w:i w:val="0"/>
+          <w:sz w:val="22"/>
+        </w:rPr>
+        <w:t xml:space="preserve">Павел: </w:t>
+      </w:r>
+      <w:r>
+        <w:rPr>
+          <w:rFonts w:ascii="Times New Roman" w:hAnsi="Times New Roman" w:eastAsia="Malgun Gothic"/>
+          <w:b w:val="0"/>
+          <w:i/>
+          <w:color w:val="555555"/>
+          <w:sz w:val="22"/>
+        </w:rPr>
+        <w:t>(тихо)</w:t>
+      </w:r>
+      <w:r>
+        <w:rPr>
+          <w:rFonts w:ascii="Times New Roman" w:hAnsi="Times New Roman" w:eastAsia="Malgun Gothic"/>
+          <w:b w:val="0"/>
+          <w:i w:val="0"/>
+          <w:sz w:val="22"/>
+        </w:rPr>
+        <w:t xml:space="preserve"> Понял. Я приеду? На похороны? Если ты не против.</w:t>
+      </w:r>
+    </w:p>
+    <w:p>
+      <w:pPr>
+        <w:spacing w:before="0" w:after="110" w:line="300" w:lineRule="auto"/>
+      </w:pPr>
+      <w:r>
+        <w:rPr>
+          <w:rFonts w:ascii="Times New Roman" w:hAnsi="Times New Roman" w:eastAsia="Malgun Gothic"/>
+          <w:b/>
+          <w:i w:val="0"/>
+          <w:sz w:val="22"/>
+        </w:rPr>
+        <w:t xml:space="preserve">Лёша: </w:t>
+      </w:r>
+      <w:r>
+        <w:rPr>
+          <w:rFonts w:ascii="Times New Roman" w:hAnsi="Times New Roman" w:eastAsia="Malgun Gothic"/>
+          <w:b w:val="0"/>
+          <w:i w:val="0"/>
+          <w:sz w:val="22"/>
+        </w:rPr>
+        <w:t>Не надо. Там будут камеры. Тебя увидят рядом со мной — и всё, что ты можешь узнать, закроется для тебя навсегда.</w:t>
+      </w:r>
+    </w:p>
+    <w:p>
+      <w:pPr>
+        <w:spacing w:before="0" w:after="110" w:line="300" w:lineRule="auto"/>
+      </w:pPr>
+      <w:r>
+        <w:rPr>
+          <w:rFonts w:ascii="Times New Roman" w:hAnsi="Times New Roman" w:eastAsia="Malgun Gothic"/>
+          <w:b/>
+          <w:i w:val="0"/>
+          <w:sz w:val="22"/>
+        </w:rPr>
+        <w:t xml:space="preserve">Павел: </w:t>
+      </w:r>
+      <w:r>
+        <w:rPr>
+          <w:rFonts w:ascii="Times New Roman" w:hAnsi="Times New Roman" w:eastAsia="Malgun Gothic"/>
+          <w:b w:val="0"/>
+          <w:i w:val="0"/>
+          <w:sz w:val="22"/>
+        </w:rPr>
+        <w:t>Тогда я буду там, где нужнее. Передай тёте Ане… что я помню велосипед.</w:t>
       </w:r>
     </w:p>
     <w:p>
@@ -1889,7 +2681,7 @@
           <w:color w:val="1F3864"/>
           <w:sz w:val="26"/>
         </w:rPr>
-        <w:t>장면 9 — 장례식, 마무리 다짐</w:t>
+        <w:t>장면 9 — 료샤의 내적 갈등, 어머니와의 대화</w:t>
       </w:r>
     </w:p>
     <w:p>
@@ -1903,7 +2695,53 @@
           <w:i w:val="0"/>
           <w:sz w:val="22"/>
         </w:rPr>
-        <w:t xml:space="preserve">Людмила: </w:t>
+        <w:t xml:space="preserve">Анна: </w:t>
+      </w:r>
+      <w:r>
+        <w:rPr>
+          <w:rFonts w:ascii="Times New Roman" w:hAnsi="Times New Roman" w:eastAsia="Malgun Gothic"/>
+          <w:b w:val="0"/>
+          <w:i w:val="0"/>
+          <w:sz w:val="22"/>
+        </w:rPr>
+        <w:t>Лёша, о чём ты думаешь? Ты весь вечер молчишь.</w:t>
+      </w:r>
+    </w:p>
+    <w:p>
+      <w:pPr>
+        <w:spacing w:before="0" w:after="110" w:line="300" w:lineRule="auto"/>
+      </w:pPr>
+      <w:r>
+        <w:rPr>
+          <w:rFonts w:ascii="Times New Roman" w:hAnsi="Times New Roman" w:eastAsia="Malgun Gothic"/>
+          <w:b/>
+          <w:i w:val="0"/>
+          <w:sz w:val="22"/>
+        </w:rPr>
+        <w:t xml:space="preserve">Лёша: </w:t>
+      </w:r>
+      <w:r>
+        <w:rPr>
+          <w:rFonts w:ascii="Times New Roman" w:hAnsi="Times New Roman" w:eastAsia="Malgun Gothic"/>
+          <w:b w:val="0"/>
+          <w:i w:val="0"/>
+          <w:sz w:val="22"/>
+        </w:rPr>
+        <w:t>Думаю о том, что если это не случайность — я хочу, чтобы виновные заплатили. Не по закону. По-настоящему.</w:t>
+      </w:r>
+    </w:p>
+    <w:p>
+      <w:pPr>
+        <w:spacing w:before="0" w:after="110" w:line="300" w:lineRule="auto"/>
+      </w:pPr>
+      <w:r>
+        <w:rPr>
+          <w:rFonts w:ascii="Times New Roman" w:hAnsi="Times New Roman" w:eastAsia="Malgun Gothic"/>
+          <w:b/>
+          <w:i w:val="0"/>
+          <w:sz w:val="22"/>
+        </w:rPr>
+        <w:t xml:space="preserve">Анна: </w:t>
       </w:r>
       <w:r>
         <w:rPr>
@@ -1913,7 +2751,7 @@
           <w:color w:val="555555"/>
           <w:sz w:val="22"/>
         </w:rPr>
-        <w:t>(на похоронах)</w:t>
+        <w:t>(испуганно)</w:t>
       </w:r>
       <w:r>
         <w:rPr>
@@ -1922,7 +2760,7 @@
           <w:i w:val="0"/>
           <w:sz w:val="22"/>
         </w:rPr>
-        <w:t xml:space="preserve"> Алексей Николаевич, мы все здесь. Весь город.</w:t>
+        <w:t xml:space="preserve"> Лёша…</w:t>
       </w:r>
     </w:p>
     <w:p>
@@ -1936,7 +2774,7 @@
           <w:i w:val="0"/>
           <w:sz w:val="22"/>
         </w:rPr>
-        <w:t xml:space="preserve">Семён: </w:t>
+        <w:t xml:space="preserve">Лёша: </w:t>
       </w:r>
       <w:r>
         <w:rPr>
@@ -1945,7 +2783,7 @@
           <w:i w:val="0"/>
           <w:sz w:val="22"/>
         </w:rPr>
-        <w:t>Николай Фёдорович был хорошим человеком. Тридцать восемь лет на одном заводе — и ни одного дурного слова от него никто не слышал. Гордился вами до последнего дня.</w:t>
+        <w:t>Прости, мам. Знаю, что отец бы этого не одобрил.</w:t>
       </w:r>
     </w:p>
     <w:p>
@@ -1960,6 +2798,29 @@
           <w:sz w:val="22"/>
         </w:rPr>
         <w:t xml:space="preserve">Анна: </w:t>
+      </w:r>
+      <w:r>
+        <w:rPr>
+          <w:rFonts w:ascii="Times New Roman" w:hAnsi="Times New Roman" w:eastAsia="Malgun Gothic"/>
+          <w:b w:val="0"/>
+          <w:i w:val="0"/>
+          <w:sz w:val="22"/>
+        </w:rPr>
+        <w:t>Отец всю жизнь верил в тебя именно потому, что ты не мстил, а боролся честно. Не предай эту веру сейчас, когда его больше нет, чтобы её защитить.</w:t>
+      </w:r>
+    </w:p>
+    <w:p>
+      <w:pPr>
+        <w:spacing w:before="0" w:after="110" w:line="300" w:lineRule="auto"/>
+      </w:pPr>
+      <w:r>
+        <w:rPr>
+          <w:rFonts w:ascii="Times New Roman" w:hAnsi="Times New Roman" w:eastAsia="Malgun Gothic"/>
+          <w:b/>
+          <w:i w:val="0"/>
+          <w:sz w:val="22"/>
+        </w:rPr>
+        <w:t xml:space="preserve">Лёша: </w:t>
       </w:r>
       <w:r>
         <w:rPr>
@@ -1969,7 +2830,7 @@
           <w:color w:val="555555"/>
           <w:sz w:val="22"/>
         </w:rPr>
-        <w:t>(у свежей могилы, тихо)</w:t>
+        <w:t>(долгая пауза, боль в голосе)</w:t>
       </w:r>
       <w:r>
         <w:rPr>
@@ -1978,7 +2839,7 @@
           <w:i w:val="0"/>
           <w:sz w:val="22"/>
         </w:rPr>
-        <w:t xml:space="preserve"> Жуковский писал: «О милых спутниках, которые наш свет своим сопутствием для нас животворили, не говори с тоской: их нет; но с благодарностию: были». Коля любил эти строчки. Я не думала, что прочту их над ним.</w:t>
+        <w:t xml:space="preserve"> Как мне продолжать бороться честно, когда они бьют по самому дорогому, что у меня есть?</w:t>
       </w:r>
     </w:p>
     <w:p>
@@ -1992,7 +2853,53 @@
           <w:i w:val="0"/>
           <w:sz w:val="22"/>
         </w:rPr>
+        <w:t xml:space="preserve">Анна: </w:t>
+      </w:r>
+      <w:r>
+        <w:rPr>
+          <w:rFonts w:ascii="Times New Roman" w:hAnsi="Times New Roman" w:eastAsia="Malgun Gothic"/>
+          <w:b w:val="0"/>
+          <w:i w:val="0"/>
+          <w:sz w:val="22"/>
+        </w:rPr>
+        <w:t>Не знаю, сынок. Но знаю, что если ты выберешь их путь — путь машин без камер и людей, которые исчезают без следа, — тогда они победили, даже не тронув тебя самого.</w:t>
+      </w:r>
+    </w:p>
+    <w:p>
+      <w:pPr>
+        <w:spacing w:before="0" w:after="110" w:line="300" w:lineRule="auto"/>
+      </w:pPr>
+      <w:r>
+        <w:rPr>
+          <w:rFonts w:ascii="Times New Roman" w:hAnsi="Times New Roman" w:eastAsia="Malgun Gothic"/>
+          <w:b/>
+          <w:i w:val="0"/>
+          <w:sz w:val="22"/>
+        </w:rPr>
         <w:t xml:space="preserve">Лёша: </w:t>
+      </w:r>
+      <w:r>
+        <w:rPr>
+          <w:rFonts w:ascii="Times New Roman" w:hAnsi="Times New Roman" w:eastAsia="Malgun Gothic"/>
+          <w:b w:val="0"/>
+          <w:i w:val="0"/>
+          <w:sz w:val="22"/>
+        </w:rPr>
+        <w:t>А если я сниму кандидатуру? Чтобы больше никого…</w:t>
+      </w:r>
+    </w:p>
+    <w:p>
+      <w:pPr>
+        <w:spacing w:before="0" w:after="110" w:line="300" w:lineRule="auto"/>
+      </w:pPr>
+      <w:r>
+        <w:rPr>
+          <w:rFonts w:ascii="Times New Roman" w:hAnsi="Times New Roman" w:eastAsia="Malgun Gothic"/>
+          <w:b/>
+          <w:i w:val="0"/>
+          <w:sz w:val="22"/>
+        </w:rPr>
+        <w:t xml:space="preserve">Анна: </w:t>
       </w:r>
       <w:r>
         <w:rPr>
@@ -2002,7 +2909,7 @@
           <w:color w:val="555555"/>
           <w:sz w:val="22"/>
         </w:rPr>
-        <w:t>(у могилы отца, тихо)</w:t>
+        <w:t>(твёрдо)</w:t>
       </w:r>
       <w:r>
         <w:rPr>
@@ -2011,7 +2918,7 @@
           <w:i w:val="0"/>
           <w:sz w:val="22"/>
         </w:rPr>
-        <w:t xml:space="preserve"> Пап… Прости. Прости, что моя борьба забрала у вас с мамой спокойную жизнь. А теперь забрала и тебя самого.</w:t>
+        <w:t xml:space="preserve"> Тогда получится, что твой отец погиб ни за что. Ты этого хочешь?</w:t>
       </w:r>
     </w:p>
     <w:p>
@@ -2026,29 +2933,6 @@
           <w:sz w:val="22"/>
         </w:rPr>
         <w:t xml:space="preserve">Лёша: </w:t>
-      </w:r>
-      <w:r>
-        <w:rPr>
-          <w:rFonts w:ascii="Times New Roman" w:hAnsi="Times New Roman" w:eastAsia="Malgun Gothic"/>
-          <w:b w:val="0"/>
-          <w:i w:val="0"/>
-          <w:sz w:val="22"/>
-        </w:rPr>
-        <w:t>Ты сказал маме, что гордишься. И мне сказал — в последний раз, по телефону. Я буду держаться за эти слова, что бы ни случилось дальше.</w:t>
-      </w:r>
-    </w:p>
-    <w:p>
-      <w:pPr>
-        <w:spacing w:before="0" w:after="110" w:line="300" w:lineRule="auto"/>
-      </w:pPr>
-      <w:r>
-        <w:rPr>
-          <w:rFonts w:ascii="Times New Roman" w:hAnsi="Times New Roman" w:eastAsia="Malgun Gothic"/>
-          <w:b/>
-          <w:i w:val="0"/>
-          <w:sz w:val="22"/>
-        </w:rPr>
-        <w:t xml:space="preserve">Дарья: </w:t>
       </w:r>
       <w:r>
         <w:rPr>
@@ -2058,7 +2942,7 @@
           <w:color w:val="555555"/>
           <w:sz w:val="22"/>
         </w:rPr>
-        <w:t>(подходит, берёт его за руку)</w:t>
+        <w:t>(еле слышно)</w:t>
       </w:r>
       <w:r>
         <w:rPr>
@@ -2067,7 +2951,7 @@
           <w:i w:val="0"/>
           <w:sz w:val="22"/>
         </w:rPr>
-        <w:t xml:space="preserve"> Что теперь, Алексей?</w:t>
+        <w:t xml:space="preserve"> Нет.</w:t>
       </w:r>
     </w:p>
     <w:p>
@@ -2081,7 +2965,16 @@
           <w:i w:val="0"/>
           <w:sz w:val="22"/>
         </w:rPr>
-        <w:t xml:space="preserve">Лёша: </w:t>
+        <w:t xml:space="preserve">Анна: </w:t>
+      </w:r>
+      <w:r>
+        <w:rPr>
+          <w:rFonts w:ascii="Times New Roman" w:hAnsi="Times New Roman" w:eastAsia="Malgun Gothic"/>
+          <w:b w:val="0"/>
+          <w:i w:val="0"/>
+          <w:sz w:val="22"/>
+        </w:rPr>
+        <w:t xml:space="preserve">Тогда ешь. </w:t>
       </w:r>
       <w:r>
         <w:rPr>
@@ -2091,7 +2984,7 @@
           <w:color w:val="555555"/>
           <w:sz w:val="22"/>
         </w:rPr>
-        <w:t>(смотрит на толпу пришедших проводить отца)</w:t>
+        <w:t>(ставит перед ним тарелку)</w:t>
       </w:r>
       <w:r>
         <w:rPr>
@@ -2100,7 +2993,7 @@
           <w:i w:val="0"/>
           <w:sz w:val="22"/>
         </w:rPr>
-        <w:t xml:space="preserve"> Теперь я продолжу кампанию. Не ради мести. Ради того, чтобы больше ни один отец в этой стране не платил такую цену за то, что гордится своим ребёнком.</w:t>
+        <w:t xml:space="preserve"> Отец бы сказал: «Голодный — плохой боец».</w:t>
       </w:r>
     </w:p>
     <w:p>
@@ -2114,7 +3007,7 @@
           <w:i w:val="0"/>
           <w:sz w:val="22"/>
         </w:rPr>
-        <w:t xml:space="preserve">Катя: </w:t>
+        <w:t xml:space="preserve">Лёша: </w:t>
       </w:r>
       <w:r>
         <w:rPr>
@@ -2124,7 +3017,7 @@
           <w:color w:val="555555"/>
           <w:sz w:val="22"/>
         </w:rPr>
-        <w:t>(тихо, чуть поодаль)</w:t>
+        <w:t>(слабо)</w:t>
       </w:r>
       <w:r>
         <w:rPr>
@@ -2133,7 +3026,7 @@
           <w:i w:val="0"/>
           <w:sz w:val="22"/>
         </w:rPr>
-        <w:t xml:space="preserve"> Штаб откроется в понедельник, Алексей Николаевич.</w:t>
+        <w:t xml:space="preserve"> Он так говорил, когда я шёл на экзамены.</w:t>
       </w:r>
     </w:p>
     <w:p>
@@ -2147,7 +3040,7 @@
           <w:i w:val="0"/>
           <w:sz w:val="22"/>
         </w:rPr>
-        <w:t xml:space="preserve">Лёша: </w:t>
+        <w:t xml:space="preserve">Анна: </w:t>
       </w:r>
       <w:r>
         <w:rPr>
@@ -2156,26 +3049,7 @@
           <w:i w:val="0"/>
           <w:sz w:val="22"/>
         </w:rPr>
-        <w:t xml:space="preserve">В понедельник. </w:t>
-      </w:r>
-      <w:r>
-        <w:rPr>
-          <w:rFonts w:ascii="Times New Roman" w:hAnsi="Times New Roman" w:eastAsia="Malgun Gothic"/>
-          <w:b w:val="0"/>
-          <w:i/>
-          <w:color w:val="555555"/>
-          <w:sz w:val="22"/>
-        </w:rPr>
-        <w:t>(пауза)</w:t>
-      </w:r>
-      <w:r>
-        <w:rPr>
-          <w:rFonts w:ascii="Times New Roman" w:hAnsi="Times New Roman" w:eastAsia="Malgun Gothic"/>
-          <w:b w:val="0"/>
-          <w:i w:val="0"/>
-          <w:sz w:val="22"/>
-        </w:rPr>
-        <w:t xml:space="preserve"> С благодарностью, мам. Не с тоской.</w:t>
+        <w:t>И когда ты уезжал в Москву. Он всегда так говорил, когда боялся за тебя и не умел сказать иначе.</w:t>
       </w:r>
     </w:p>
     <w:p>
@@ -2191,12 +3065,12 @@
           <w:color w:val="1F3864"/>
           <w:sz w:val="26"/>
         </w:rPr>
-        <w:t>핵심 문학 인용</w:t>
+        <w:t>장면 10 — 장례식, 마무리 다짐</w:t>
       </w:r>
     </w:p>
     <w:p>
       <w:pPr>
-        <w:spacing w:before="0" w:after="120"/>
+        <w:spacing w:before="0" w:after="110" w:line="300" w:lineRule="auto"/>
       </w:pPr>
       <w:r>
         <w:rPr>
@@ -2205,7 +3079,17 @@
           <w:i w:val="0"/>
           <w:sz w:val="22"/>
         </w:rPr>
-        <w:t>Жуковский, «Воспоминание» (1821): «О милых спутниках, которые наш свет / Своим сопутствием для нас животворили, / Не говори с тоской: их нет; / Но с благодарностию: были»</w:t>
+        <w:t xml:space="preserve">Людмила: </w:t>
+      </w:r>
+      <w:r>
+        <w:rPr>
+          <w:rFonts w:ascii="Times New Roman" w:hAnsi="Times New Roman" w:eastAsia="Malgun Gothic"/>
+          <w:b w:val="0"/>
+          <w:i/>
+          <w:color w:val="555555"/>
+          <w:sz w:val="22"/>
+        </w:rPr>
+        <w:t>(на похоронах)</w:t>
       </w:r>
       <w:r>
         <w:rPr>
@@ -2214,7 +3098,468 @@
           <w:i w:val="0"/>
           <w:sz w:val="22"/>
         </w:rPr>
-        <w:t xml:space="preserve"> — 한국어 해설: 장례식에서 안나가 남편이 좋아하던 시로 읊는다(장면 9). 료샤는 이 구절의 마지막을 “슬픔이 아니라 감사로”라는 말로 되받아, 복수가 아닌 대의로 캠페인을 이어가겠다는 결심을 굳힌다. 전 화의 불길한 예감과 이어지는 3부 첫 대상실의 정서적 매듭.</w:t>
+        <w:t xml:space="preserve"> Алексей Николаевич, мы все здесь. Весь город.</w:t>
+      </w:r>
+    </w:p>
+    <w:p>
+      <w:pPr>
+        <w:spacing w:before="0" w:after="110" w:line="300" w:lineRule="auto"/>
+      </w:pPr>
+      <w:r>
+        <w:rPr>
+          <w:rFonts w:ascii="Times New Roman" w:hAnsi="Times New Roman" w:eastAsia="Malgun Gothic"/>
+          <w:b/>
+          <w:i w:val="0"/>
+          <w:sz w:val="22"/>
+        </w:rPr>
+        <w:t xml:space="preserve">Семён: </w:t>
+      </w:r>
+      <w:r>
+        <w:rPr>
+          <w:rFonts w:ascii="Times New Roman" w:hAnsi="Times New Roman" w:eastAsia="Malgun Gothic"/>
+          <w:b w:val="0"/>
+          <w:i w:val="0"/>
+          <w:sz w:val="22"/>
+        </w:rPr>
+        <w:t>Николай Фёдорович был хорошим человеком. Тридцать восемь лет на одном заводе — и ни одного дурного слова от него никто не слышал. Гордился вами до последнего дня.</w:t>
+      </w:r>
+    </w:p>
+    <w:p>
+      <w:pPr>
+        <w:spacing w:before="0" w:after="110" w:line="300" w:lineRule="auto"/>
+      </w:pPr>
+      <w:r>
+        <w:rPr>
+          <w:rFonts w:ascii="Times New Roman" w:hAnsi="Times New Roman" w:eastAsia="Malgun Gothic"/>
+          <w:b/>
+          <w:i w:val="0"/>
+          <w:sz w:val="22"/>
+        </w:rPr>
+        <w:t xml:space="preserve">Людмила: </w:t>
+      </w:r>
+      <w:r>
+        <w:rPr>
+          <w:rFonts w:ascii="Times New Roman" w:hAnsi="Times New Roman" w:eastAsia="Malgun Gothic"/>
+          <w:b w:val="0"/>
+          <w:i/>
+          <w:color w:val="555555"/>
+          <w:sz w:val="22"/>
+        </w:rPr>
+        <w:t>(тихо, Анне)</w:t>
+      </w:r>
+      <w:r>
+        <w:rPr>
+          <w:rFonts w:ascii="Times New Roman" w:hAnsi="Times New Roman" w:eastAsia="Malgun Gothic"/>
+          <w:b w:val="0"/>
+          <w:i w:val="0"/>
+          <w:sz w:val="22"/>
+        </w:rPr>
+        <w:t xml:space="preserve"> Анна Михайловна, я тоже хоронила мужа без ответа, кто виноват. Первый год самый трудный. Вы не одна.</w:t>
+      </w:r>
+    </w:p>
+    <w:p>
+      <w:pPr>
+        <w:spacing w:before="0" w:after="110" w:line="300" w:lineRule="auto"/>
+      </w:pPr>
+      <w:r>
+        <w:rPr>
+          <w:rFonts w:ascii="Times New Roman" w:hAnsi="Times New Roman" w:eastAsia="Malgun Gothic"/>
+          <w:b/>
+          <w:i w:val="0"/>
+          <w:sz w:val="22"/>
+        </w:rPr>
+        <w:t xml:space="preserve">Анна: </w:t>
+      </w:r>
+      <w:r>
+        <w:rPr>
+          <w:rFonts w:ascii="Times New Roman" w:hAnsi="Times New Roman" w:eastAsia="Malgun Gothic"/>
+          <w:b w:val="0"/>
+          <w:i w:val="0"/>
+          <w:sz w:val="22"/>
+        </w:rPr>
+        <w:t>Спасибо, Людмила. Я знаю, что вы знаете.</w:t>
+      </w:r>
+    </w:p>
+    <w:p>
+      <w:pPr>
+        <w:spacing w:before="0" w:after="110" w:line="300" w:lineRule="auto"/>
+      </w:pPr>
+      <w:r>
+        <w:rPr>
+          <w:rFonts w:ascii="Times New Roman" w:hAnsi="Times New Roman" w:eastAsia="Malgun Gothic"/>
+          <w:b w:val="0"/>
+          <w:i/>
+          <w:color w:val="555555"/>
+          <w:sz w:val="22"/>
+        </w:rPr>
+        <w:t>(Анна подходит к свежей могиле; Лёша встаёт рядом)</w:t>
+      </w:r>
+    </w:p>
+    <w:p>
+      <w:pPr>
+        <w:spacing w:before="0" w:after="110" w:line="300" w:lineRule="auto"/>
+      </w:pPr>
+      <w:r>
+        <w:rPr>
+          <w:rFonts w:ascii="Times New Roman" w:hAnsi="Times New Roman" w:eastAsia="Malgun Gothic"/>
+          <w:b/>
+          <w:i w:val="0"/>
+          <w:sz w:val="22"/>
+        </w:rPr>
+        <w:t xml:space="preserve">Анна: </w:t>
+      </w:r>
+      <w:r>
+        <w:rPr>
+          <w:rFonts w:ascii="Times New Roman" w:hAnsi="Times New Roman" w:eastAsia="Malgun Gothic"/>
+          <w:b w:val="0"/>
+          <w:i/>
+          <w:color w:val="555555"/>
+          <w:sz w:val="22"/>
+        </w:rPr>
+        <w:t>(тихо)</w:t>
+      </w:r>
+      <w:r>
+        <w:rPr>
+          <w:rFonts w:ascii="Times New Roman" w:hAnsi="Times New Roman" w:eastAsia="Malgun Gothic"/>
+          <w:b w:val="0"/>
+          <w:i w:val="0"/>
+          <w:sz w:val="22"/>
+        </w:rPr>
+        <w:t xml:space="preserve"> Коля любил Жуковского. Ещё со школы помнил наизусть, всё повторял: «О милых спутниках, которые наш свет своим сопутствием для нас животворили, не говори с тоской: их нет; но с благодарностию: были». Я не думала, что прочту это над ним.</w:t>
+      </w:r>
+    </w:p>
+    <w:p>
+      <w:pPr>
+        <w:spacing w:before="0" w:after="110" w:line="300" w:lineRule="auto"/>
+      </w:pPr>
+      <w:r>
+        <w:rPr>
+          <w:rFonts w:ascii="Times New Roman" w:hAnsi="Times New Roman" w:eastAsia="Malgun Gothic"/>
+          <w:b/>
+          <w:i w:val="0"/>
+          <w:sz w:val="22"/>
+        </w:rPr>
+        <w:t xml:space="preserve">Лёша: </w:t>
+      </w:r>
+      <w:r>
+        <w:rPr>
+          <w:rFonts w:ascii="Times New Roman" w:hAnsi="Times New Roman" w:eastAsia="Malgun Gothic"/>
+          <w:b w:val="0"/>
+          <w:i/>
+          <w:color w:val="555555"/>
+          <w:sz w:val="22"/>
+        </w:rPr>
+        <w:t>(у могилы отца, тихо)</w:t>
+      </w:r>
+      <w:r>
+        <w:rPr>
+          <w:rFonts w:ascii="Times New Roman" w:hAnsi="Times New Roman" w:eastAsia="Malgun Gothic"/>
+          <w:b w:val="0"/>
+          <w:i w:val="0"/>
+          <w:sz w:val="22"/>
+        </w:rPr>
+        <w:t xml:space="preserve"> Пап… Прости. Прости, что моя борьба забрала у вас с мамой спокойную жизнь. А теперь забрала и тебя самого.</w:t>
+      </w:r>
+    </w:p>
+    <w:p>
+      <w:pPr>
+        <w:spacing w:before="0" w:after="110" w:line="300" w:lineRule="auto"/>
+      </w:pPr>
+      <w:r>
+        <w:rPr>
+          <w:rFonts w:ascii="Times New Roman" w:hAnsi="Times New Roman" w:eastAsia="Malgun Gothic"/>
+          <w:b/>
+          <w:i w:val="0"/>
+          <w:sz w:val="22"/>
+        </w:rPr>
+        <w:t xml:space="preserve">Лёша: </w:t>
+      </w:r>
+      <w:r>
+        <w:rPr>
+          <w:rFonts w:ascii="Times New Roman" w:hAnsi="Times New Roman" w:eastAsia="Malgun Gothic"/>
+          <w:b w:val="0"/>
+          <w:i w:val="0"/>
+          <w:sz w:val="22"/>
+        </w:rPr>
+        <w:t>Ты сказал маме, что гордишься. И мне сказал — в последний раз, по телефону. Я буду держаться за эти слова, что бы ни случилось дальше.</w:t>
+      </w:r>
+    </w:p>
+    <w:p>
+      <w:pPr>
+        <w:spacing w:before="0" w:after="110" w:line="300" w:lineRule="auto"/>
+      </w:pPr>
+      <w:r>
+        <w:rPr>
+          <w:rFonts w:ascii="Times New Roman" w:hAnsi="Times New Roman" w:eastAsia="Malgun Gothic"/>
+          <w:b/>
+          <w:i w:val="0"/>
+          <w:sz w:val="22"/>
+        </w:rPr>
+        <w:t xml:space="preserve">Дарья: </w:t>
+      </w:r>
+      <w:r>
+        <w:rPr>
+          <w:rFonts w:ascii="Times New Roman" w:hAnsi="Times New Roman" w:eastAsia="Malgun Gothic"/>
+          <w:b w:val="0"/>
+          <w:i/>
+          <w:color w:val="555555"/>
+          <w:sz w:val="22"/>
+        </w:rPr>
+        <w:t>(подходит, берёт его за руку)</w:t>
+      </w:r>
+      <w:r>
+        <w:rPr>
+          <w:rFonts w:ascii="Times New Roman" w:hAnsi="Times New Roman" w:eastAsia="Malgun Gothic"/>
+          <w:b w:val="0"/>
+          <w:i w:val="0"/>
+          <w:sz w:val="22"/>
+        </w:rPr>
+        <w:t xml:space="preserve"> Что теперь, Алексей?</w:t>
+      </w:r>
+    </w:p>
+    <w:p>
+      <w:pPr>
+        <w:spacing w:before="0" w:after="110" w:line="300" w:lineRule="auto"/>
+      </w:pPr>
+      <w:r>
+        <w:rPr>
+          <w:rFonts w:ascii="Times New Roman" w:hAnsi="Times New Roman" w:eastAsia="Malgun Gothic"/>
+          <w:b/>
+          <w:i w:val="0"/>
+          <w:sz w:val="22"/>
+        </w:rPr>
+        <w:t xml:space="preserve">Лёша: </w:t>
+      </w:r>
+      <w:r>
+        <w:rPr>
+          <w:rFonts w:ascii="Times New Roman" w:hAnsi="Times New Roman" w:eastAsia="Malgun Gothic"/>
+          <w:b w:val="0"/>
+          <w:i/>
+          <w:color w:val="555555"/>
+          <w:sz w:val="22"/>
+        </w:rPr>
+        <w:t>(смотрит на толпу пришедших проводить отца)</w:t>
+      </w:r>
+      <w:r>
+        <w:rPr>
+          <w:rFonts w:ascii="Times New Roman" w:hAnsi="Times New Roman" w:eastAsia="Malgun Gothic"/>
+          <w:b w:val="0"/>
+          <w:i w:val="0"/>
+          <w:sz w:val="22"/>
+        </w:rPr>
+        <w:t xml:space="preserve"> Теперь я продолжу кампанию. Не ради мести. Ради того, чтобы больше ни один отец в этой стране не платил такую цену за то, что гордится своим ребёнком.</w:t>
+      </w:r>
+    </w:p>
+    <w:p>
+      <w:pPr>
+        <w:spacing w:before="0" w:after="110" w:line="300" w:lineRule="auto"/>
+      </w:pPr>
+      <w:r>
+        <w:rPr>
+          <w:rFonts w:ascii="Times New Roman" w:hAnsi="Times New Roman" w:eastAsia="Malgun Gothic"/>
+          <w:b/>
+          <w:i w:val="0"/>
+          <w:sz w:val="22"/>
+        </w:rPr>
+        <w:t xml:space="preserve">Лёша: </w:t>
+      </w:r>
+      <w:r>
+        <w:rPr>
+          <w:rFonts w:ascii="Times New Roman" w:hAnsi="Times New Roman" w:eastAsia="Malgun Gothic"/>
+          <w:b w:val="0"/>
+          <w:i/>
+          <w:color w:val="555555"/>
+          <w:sz w:val="22"/>
+        </w:rPr>
+        <w:t>(Кате, тихо)</w:t>
+      </w:r>
+      <w:r>
+        <w:rPr>
+          <w:rFonts w:ascii="Times New Roman" w:hAnsi="Times New Roman" w:eastAsia="Malgun Gothic"/>
+          <w:b w:val="0"/>
+          <w:i w:val="0"/>
+          <w:sz w:val="22"/>
+        </w:rPr>
+        <w:t xml:space="preserve"> Люди, которые пришли… запиши, кто приехал из района. Я хочу каждому потом позвонить.</w:t>
+      </w:r>
+    </w:p>
+    <w:p>
+      <w:pPr>
+        <w:spacing w:before="0" w:after="110" w:line="300" w:lineRule="auto"/>
+      </w:pPr>
+      <w:r>
+        <w:rPr>
+          <w:rFonts w:ascii="Times New Roman" w:hAnsi="Times New Roman" w:eastAsia="Malgun Gothic"/>
+          <w:b/>
+          <w:i w:val="0"/>
+          <w:sz w:val="22"/>
+        </w:rPr>
+        <w:t xml:space="preserve">Катя: </w:t>
+      </w:r>
+      <w:r>
+        <w:rPr>
+          <w:rFonts w:ascii="Times New Roman" w:hAnsi="Times New Roman" w:eastAsia="Malgun Gothic"/>
+          <w:b w:val="0"/>
+          <w:i w:val="0"/>
+          <w:sz w:val="22"/>
+        </w:rPr>
+        <w:t>Уже записываю. Там, у ограды, стоят рабочие с отцовского завода. Человек сорок. Отпросились со смены.</w:t>
+      </w:r>
+    </w:p>
+    <w:p>
+      <w:pPr>
+        <w:spacing w:before="0" w:after="110" w:line="300" w:lineRule="auto"/>
+      </w:pPr>
+      <w:r>
+        <w:rPr>
+          <w:rFonts w:ascii="Times New Roman" w:hAnsi="Times New Roman" w:eastAsia="Malgun Gothic"/>
+          <w:b/>
+          <w:i w:val="0"/>
+          <w:sz w:val="22"/>
+        </w:rPr>
+        <w:t xml:space="preserve">Лёша: </w:t>
+      </w:r>
+      <w:r>
+        <w:rPr>
+          <w:rFonts w:ascii="Times New Roman" w:hAnsi="Times New Roman" w:eastAsia="Malgun Gothic"/>
+          <w:b w:val="0"/>
+          <w:i/>
+          <w:color w:val="555555"/>
+          <w:sz w:val="22"/>
+        </w:rPr>
+        <w:t>(оборачивается, долго смотрит на них)</w:t>
+      </w:r>
+      <w:r>
+        <w:rPr>
+          <w:rFonts w:ascii="Times New Roman" w:hAnsi="Times New Roman" w:eastAsia="Malgun Gothic"/>
+          <w:b w:val="0"/>
+          <w:i w:val="0"/>
+          <w:sz w:val="22"/>
+        </w:rPr>
+        <w:t xml:space="preserve"> Сорок человек… Он думал, что его там давно забыли.</w:t>
+      </w:r>
+    </w:p>
+    <w:p>
+      <w:pPr>
+        <w:spacing w:before="0" w:after="110" w:line="300" w:lineRule="auto"/>
+      </w:pPr>
+      <w:r>
+        <w:rPr>
+          <w:rFonts w:ascii="Times New Roman" w:hAnsi="Times New Roman" w:eastAsia="Malgun Gothic"/>
+          <w:b/>
+          <w:i w:val="0"/>
+          <w:sz w:val="22"/>
+        </w:rPr>
+        <w:t xml:space="preserve">Катя: </w:t>
+      </w:r>
+      <w:r>
+        <w:rPr>
+          <w:rFonts w:ascii="Times New Roman" w:hAnsi="Times New Roman" w:eastAsia="Malgun Gothic"/>
+          <w:b w:val="0"/>
+          <w:i w:val="0"/>
+          <w:sz w:val="22"/>
+        </w:rPr>
+        <w:t xml:space="preserve">Запишу всех. </w:t>
+      </w:r>
+      <w:r>
+        <w:rPr>
+          <w:rFonts w:ascii="Times New Roman" w:hAnsi="Times New Roman" w:eastAsia="Malgun Gothic"/>
+          <w:b w:val="0"/>
+          <w:i/>
+          <w:color w:val="555555"/>
+          <w:sz w:val="22"/>
+        </w:rPr>
+        <w:t>(пауза)</w:t>
+      </w:r>
+      <w:r>
+        <w:rPr>
+          <w:rFonts w:ascii="Times New Roman" w:hAnsi="Times New Roman" w:eastAsia="Malgun Gothic"/>
+          <w:b w:val="0"/>
+          <w:i w:val="0"/>
+          <w:sz w:val="22"/>
+        </w:rPr>
+        <w:t xml:space="preserve"> Штаб откроется в понедельник, Алексей Николаевич.</w:t>
+      </w:r>
+    </w:p>
+    <w:p>
+      <w:pPr>
+        <w:spacing w:before="0" w:after="110" w:line="300" w:lineRule="auto"/>
+      </w:pPr>
+      <w:r>
+        <w:rPr>
+          <w:rFonts w:ascii="Times New Roman" w:hAnsi="Times New Roman" w:eastAsia="Malgun Gothic"/>
+          <w:b/>
+          <w:i w:val="0"/>
+          <w:sz w:val="22"/>
+        </w:rPr>
+        <w:t xml:space="preserve">Лёша: </w:t>
+      </w:r>
+      <w:r>
+        <w:rPr>
+          <w:rFonts w:ascii="Times New Roman" w:hAnsi="Times New Roman" w:eastAsia="Malgun Gothic"/>
+          <w:b w:val="0"/>
+          <w:i w:val="0"/>
+          <w:sz w:val="22"/>
+        </w:rPr>
+        <w:t xml:space="preserve">В понедельник. </w:t>
+      </w:r>
+      <w:r>
+        <w:rPr>
+          <w:rFonts w:ascii="Times New Roman" w:hAnsi="Times New Roman" w:eastAsia="Malgun Gothic"/>
+          <w:b w:val="0"/>
+          <w:i/>
+          <w:color w:val="555555"/>
+          <w:sz w:val="22"/>
+        </w:rPr>
+        <w:t>(пауза)</w:t>
+      </w:r>
+      <w:r>
+        <w:rPr>
+          <w:rFonts w:ascii="Times New Roman" w:hAnsi="Times New Roman" w:eastAsia="Malgun Gothic"/>
+          <w:b w:val="0"/>
+          <w:i w:val="0"/>
+          <w:sz w:val="22"/>
+        </w:rPr>
+        <w:t xml:space="preserve"> С благодарностью, мам. Не с тоской.</w:t>
+      </w:r>
+    </w:p>
+    <w:p>
+      <w:pPr>
+        <w:keepNext/>
+        <w:spacing w:before="320" w:after="140"/>
+      </w:pPr>
+      <w:r>
+        <w:rPr>
+          <w:rFonts w:ascii="Times New Roman" w:hAnsi="Times New Roman" w:eastAsia="Malgun Gothic"/>
+          <w:b/>
+          <w:i w:val="0"/>
+          <w:color w:val="1F3864"/>
+          <w:sz w:val="26"/>
+        </w:rPr>
+        <w:t>핵심 문학 인용</w:t>
+      </w:r>
+    </w:p>
+    <w:p>
+      <w:pPr>
+        <w:spacing w:before="0" w:after="120"/>
+      </w:pPr>
+      <w:r>
+        <w:rPr>
+          <w:rFonts w:ascii="Times New Roman" w:hAnsi="Times New Roman" w:eastAsia="Malgun Gothic"/>
+          <w:b/>
+          <w:i w:val="0"/>
+          <w:sz w:val="22"/>
+        </w:rPr>
+        <w:t>Жуковский, «Воспоминание» (1821): «О милых спутниках, которые наш свет своим сопутствием для нас животворили, не говори с тоской: их нет; но с благодарностию: были»</w:t>
+      </w:r>
+      <w:r>
+        <w:rPr>
+          <w:rFonts w:ascii="Times New Roman" w:hAnsi="Times New Roman" w:eastAsia="Malgun Gothic"/>
+          <w:b w:val="0"/>
+          <w:i w:val="0"/>
+          <w:sz w:val="22"/>
+        </w:rPr>
+        <w:t xml:space="preserve"> — 한국어 해설: 장례식에서 안나가 남편이 좋아하던 시로 읊는다(장면 10). 료샤는 이 구절의 마지막을 “슬픔이 아니라 감사로”라는 말로 되받아, 복수가 아닌 대의로 캠페인을 이어가겠다는 결심을 굳힌다. 전 화의 불길한 예감과 이어지는 3부 첫 대상실의 정서적 매듭.</w:t>
       </w:r>
     </w:p>
     <w:p>

--- a/러시아 인권변호사/3부/3부_4화_아버지의_죽음.docx
+++ b/러시아 인권변호사/3부/3부_4화_아버지의_죽음.docx
@@ -236,67 +236,7 @@
           <w:i w:val="0"/>
           <w:sz w:val="22"/>
         </w:rPr>
-        <w:t>Мне сегодня с утра три раза звонили. Бывший мастер из цеха, двоюродный брат из Томска и какая-то женщина, которую я не знаю. Говорила, что тоже гордится своим сыном, только сказать ему не может — он не разговаривает с ней пять лет.</w:t>
-      </w:r>
-    </w:p>
-    <w:p>
-      <w:pPr>
-        <w:spacing w:before="0" w:after="110" w:line="300" w:lineRule="auto"/>
-      </w:pPr>
-      <w:r>
-        <w:rPr>
-          <w:rFonts w:ascii="Times New Roman" w:hAnsi="Times New Roman" w:eastAsia="Malgun Gothic"/>
-          <w:b/>
-          <w:i w:val="0"/>
-          <w:sz w:val="22"/>
-        </w:rPr>
-        <w:t xml:space="preserve">Анна: </w:t>
-      </w:r>
-      <w:r>
-        <w:rPr>
-          <w:rFonts w:ascii="Times New Roman" w:hAnsi="Times New Roman" w:eastAsia="Malgun Gothic"/>
-          <w:b w:val="0"/>
-          <w:i w:val="0"/>
-          <w:sz w:val="22"/>
-        </w:rPr>
-        <w:t>И что ты ей ответил?</w:t>
-      </w:r>
-    </w:p>
-    <w:p>
-      <w:pPr>
-        <w:spacing w:before="0" w:after="110" w:line="300" w:lineRule="auto"/>
-      </w:pPr>
-      <w:r>
-        <w:rPr>
-          <w:rFonts w:ascii="Times New Roman" w:hAnsi="Times New Roman" w:eastAsia="Malgun Gothic"/>
-          <w:b/>
-          <w:i w:val="0"/>
-          <w:sz w:val="22"/>
-        </w:rPr>
-        <w:t xml:space="preserve">Николай: </w:t>
-      </w:r>
-      <w:r>
-        <w:rPr>
-          <w:rFonts w:ascii="Times New Roman" w:hAnsi="Times New Roman" w:eastAsia="Malgun Gothic"/>
-          <w:b w:val="0"/>
-          <w:i w:val="0"/>
-          <w:sz w:val="22"/>
-        </w:rPr>
-        <w:t>Сказал: позвоните ему сами. Прямо сегодня. Не ждите митинга.</w:t>
-      </w:r>
-    </w:p>
-    <w:p>
-      <w:pPr>
-        <w:spacing w:before="0" w:after="110" w:line="300" w:lineRule="auto"/>
-      </w:pPr>
-      <w:r>
-        <w:rPr>
-          <w:rFonts w:ascii="Times New Roman" w:hAnsi="Times New Roman" w:eastAsia="Malgun Gothic"/>
-          <w:b/>
-          <w:i w:val="0"/>
-          <w:sz w:val="22"/>
-        </w:rPr>
-        <w:t xml:space="preserve">Анна: </w:t>
+        <w:t xml:space="preserve">Наверное, поздно. </w:t>
       </w:r>
       <w:r>
         <w:rPr>
@@ -306,7 +246,7 @@
           <w:color w:val="555555"/>
           <w:sz w:val="22"/>
         </w:rPr>
-        <w:t>(с нежностью)</w:t>
+        <w:t>(смотрит в окно)</w:t>
       </w:r>
       <w:r>
         <w:rPr>
@@ -315,7 +255,7 @@
           <w:i w:val="0"/>
           <w:sz w:val="22"/>
         </w:rPr>
-        <w:t xml:space="preserve"> Ты — и советы по телефону. Кто бы мог подумать.</w:t>
+        <w:t xml:space="preserve"> Просто дурное предчувствие весь день.</w:t>
       </w:r>
     </w:p>
     <w:p>
@@ -338,7 +278,67 @@
           <w:i w:val="0"/>
           <w:sz w:val="22"/>
         </w:rPr>
-        <w:t xml:space="preserve">Сам удивляюсь. Сорок лет молчал, а тут прорвало. </w:t>
+        <w:t>Мне сегодня с утра три раза звонили. Бывший мастер из цеха, двоюродный брат из Томска и какая-то женщина, которую я не знаю. Говорила, что тоже гордится своим сыном, только сказать ему не может — он не разговаривает с ней пять лет.</w:t>
+      </w:r>
+    </w:p>
+    <w:p>
+      <w:pPr>
+        <w:spacing w:before="0" w:after="110" w:line="300" w:lineRule="auto"/>
+      </w:pPr>
+      <w:r>
+        <w:rPr>
+          <w:rFonts w:ascii="Times New Roman" w:hAnsi="Times New Roman" w:eastAsia="Malgun Gothic"/>
+          <w:b/>
+          <w:i w:val="0"/>
+          <w:sz w:val="22"/>
+        </w:rPr>
+        <w:t xml:space="preserve">Анна: </w:t>
+      </w:r>
+      <w:r>
+        <w:rPr>
+          <w:rFonts w:ascii="Times New Roman" w:hAnsi="Times New Roman" w:eastAsia="Malgun Gothic"/>
+          <w:b w:val="0"/>
+          <w:i w:val="0"/>
+          <w:sz w:val="22"/>
+        </w:rPr>
+        <w:t>И что ты ей ответил?</w:t>
+      </w:r>
+    </w:p>
+    <w:p>
+      <w:pPr>
+        <w:spacing w:before="0" w:after="110" w:line="300" w:lineRule="auto"/>
+      </w:pPr>
+      <w:r>
+        <w:rPr>
+          <w:rFonts w:ascii="Times New Roman" w:hAnsi="Times New Roman" w:eastAsia="Malgun Gothic"/>
+          <w:b/>
+          <w:i w:val="0"/>
+          <w:sz w:val="22"/>
+        </w:rPr>
+        <w:t xml:space="preserve">Николай: </w:t>
+      </w:r>
+      <w:r>
+        <w:rPr>
+          <w:rFonts w:ascii="Times New Roman" w:hAnsi="Times New Roman" w:eastAsia="Malgun Gothic"/>
+          <w:b w:val="0"/>
+          <w:i w:val="0"/>
+          <w:sz w:val="22"/>
+        </w:rPr>
+        <w:t>Сказал: позвоните ему сами. Прямо сегодня. Не ждите митинга.</w:t>
+      </w:r>
+    </w:p>
+    <w:p>
+      <w:pPr>
+        <w:spacing w:before="0" w:after="110" w:line="300" w:lineRule="auto"/>
+      </w:pPr>
+      <w:r>
+        <w:rPr>
+          <w:rFonts w:ascii="Times New Roman" w:hAnsi="Times New Roman" w:eastAsia="Malgun Gothic"/>
+          <w:b/>
+          <w:i w:val="0"/>
+          <w:sz w:val="22"/>
+        </w:rPr>
+        <w:t xml:space="preserve">Анна: </w:t>
       </w:r>
       <w:r>
         <w:rPr>
@@ -348,7 +348,7 @@
           <w:color w:val="555555"/>
           <w:sz w:val="22"/>
         </w:rPr>
-        <w:t>(пауза)</w:t>
+        <w:t>(с нежностью)</w:t>
       </w:r>
       <w:r>
         <w:rPr>
@@ -357,7 +357,7 @@
           <w:i w:val="0"/>
           <w:sz w:val="22"/>
         </w:rPr>
-        <w:t xml:space="preserve"> А ещё у магазина стояла машина. Тёмная. Час стояла, пока я в очереди был.</w:t>
+        <w:t xml:space="preserve"> Ты — и советы по телефону. Кто бы мог подумать.</w:t>
       </w:r>
     </w:p>
     <w:p>
@@ -371,7 +371,7 @@
           <w:i w:val="0"/>
           <w:sz w:val="22"/>
         </w:rPr>
-        <w:t xml:space="preserve">Анна: </w:t>
+        <w:t xml:space="preserve">Николай: </w:t>
       </w:r>
       <w:r>
         <w:rPr>
@@ -380,53 +380,7 @@
           <w:i w:val="0"/>
           <w:sz w:val="22"/>
         </w:rPr>
-        <w:t>Коля, в городе сто таких машин.</w:t>
-      </w:r>
-    </w:p>
-    <w:p>
-      <w:pPr>
-        <w:spacing w:before="0" w:after="110" w:line="300" w:lineRule="auto"/>
-      </w:pPr>
-      <w:r>
-        <w:rPr>
-          <w:rFonts w:ascii="Times New Roman" w:hAnsi="Times New Roman" w:eastAsia="Malgun Gothic"/>
-          <w:b/>
-          <w:i w:val="0"/>
-          <w:sz w:val="22"/>
-        </w:rPr>
-        <w:t xml:space="preserve">Николай: </w:t>
-      </w:r>
-      <w:r>
-        <w:rPr>
-          <w:rFonts w:ascii="Times New Roman" w:hAnsi="Times New Roman" w:eastAsia="Malgun Gothic"/>
-          <w:b w:val="0"/>
-          <w:i w:val="0"/>
-          <w:sz w:val="22"/>
-        </w:rPr>
-        <w:t>Знаю. Потому и не говорю Лёше. Не хочу, чтобы он думал, что старик на старости лет стал пугливым.</w:t>
-      </w:r>
-    </w:p>
-    <w:p>
-      <w:pPr>
-        <w:spacing w:before="0" w:after="110" w:line="300" w:lineRule="auto"/>
-      </w:pPr>
-      <w:r>
-        <w:rPr>
-          <w:rFonts w:ascii="Times New Roman" w:hAnsi="Times New Roman" w:eastAsia="Malgun Gothic"/>
-          <w:b/>
-          <w:i w:val="0"/>
-          <w:sz w:val="22"/>
-        </w:rPr>
-        <w:t xml:space="preserve">Николай: </w:t>
-      </w:r>
-      <w:r>
-        <w:rPr>
-          <w:rFonts w:ascii="Times New Roman" w:hAnsi="Times New Roman" w:eastAsia="Malgun Gothic"/>
-          <w:b w:val="0"/>
-          <w:i w:val="0"/>
-          <w:sz w:val="22"/>
-        </w:rPr>
-        <w:t xml:space="preserve">Наверное, поздно. </w:t>
+        <w:t xml:space="preserve">Сам удивляюсь. Сорок лет молчал, а тут прорвало. </w:t>
       </w:r>
       <w:r>
         <w:rPr>
@@ -436,7 +390,7 @@
           <w:color w:val="555555"/>
           <w:sz w:val="22"/>
         </w:rPr>
-        <w:t>(смотрит в окно)</w:t>
+        <w:t>(пауза)</w:t>
       </w:r>
       <w:r>
         <w:rPr>
@@ -445,7 +399,53 @@
           <w:i w:val="0"/>
           <w:sz w:val="22"/>
         </w:rPr>
-        <w:t xml:space="preserve"> Просто дурное предчувствие весь день.</w:t>
+        <w:t xml:space="preserve"> А ещё у магазина стояла машина. Тёмная. Час стояла, пока я в очереди был.</w:t>
+      </w:r>
+    </w:p>
+    <w:p>
+      <w:pPr>
+        <w:spacing w:before="0" w:after="110" w:line="300" w:lineRule="auto"/>
+      </w:pPr>
+      <w:r>
+        <w:rPr>
+          <w:rFonts w:ascii="Times New Roman" w:hAnsi="Times New Roman" w:eastAsia="Malgun Gothic"/>
+          <w:b/>
+          <w:i w:val="0"/>
+          <w:sz w:val="22"/>
+        </w:rPr>
+        <w:t xml:space="preserve">Анна: </w:t>
+      </w:r>
+      <w:r>
+        <w:rPr>
+          <w:rFonts w:ascii="Times New Roman" w:hAnsi="Times New Roman" w:eastAsia="Malgun Gothic"/>
+          <w:b w:val="0"/>
+          <w:i w:val="0"/>
+          <w:sz w:val="22"/>
+        </w:rPr>
+        <w:t>Коля, в городе сто таких машин.</w:t>
+      </w:r>
+    </w:p>
+    <w:p>
+      <w:pPr>
+        <w:spacing w:before="0" w:after="110" w:line="300" w:lineRule="auto"/>
+      </w:pPr>
+      <w:r>
+        <w:rPr>
+          <w:rFonts w:ascii="Times New Roman" w:hAnsi="Times New Roman" w:eastAsia="Malgun Gothic"/>
+          <w:b/>
+          <w:i w:val="0"/>
+          <w:sz w:val="22"/>
+        </w:rPr>
+        <w:t xml:space="preserve">Николай: </w:t>
+      </w:r>
+      <w:r>
+        <w:rPr>
+          <w:rFonts w:ascii="Times New Roman" w:hAnsi="Times New Roman" w:eastAsia="Malgun Gothic"/>
+          <w:b w:val="0"/>
+          <w:i w:val="0"/>
+          <w:sz w:val="22"/>
+        </w:rPr>
+        <w:t>Знаю. Потому и не говорю Лёше. Не хочу, чтобы он думал, что старик на старости лет стал пугливым.</w:t>
       </w:r>
     </w:p>
     <w:p>
@@ -628,7 +628,7 @@
           <w:i w:val="0"/>
           <w:sz w:val="22"/>
         </w:rPr>
-        <w:t>Мать пирог затеяла. С капустой. Говорит, в выходные тебя ждёт, а ты, конечно, не приедешь.</w:t>
+        <w:t>Нормально. Иду сейчас домой от Ходоренко, засиделись за чаем. Темно уже, но тут недалеко.</w:t>
       </w:r>
     </w:p>
     <w:p>
@@ -642,7 +642,7 @@
           <w:i w:val="0"/>
           <w:sz w:val="22"/>
         </w:rPr>
-        <w:t xml:space="preserve">Лёша: </w:t>
+        <w:t xml:space="preserve">Николай: </w:t>
       </w:r>
       <w:r>
         <w:rPr>
@@ -651,7 +651,7 @@
           <w:i w:val="0"/>
           <w:sz w:val="22"/>
         </w:rPr>
-        <w:t>Приеду, пап. В воскресенье вечером, после дебатов. Обещаю.</w:t>
+        <w:t>Мать пирог затеяла. С капустой. Говорит, в выходные тебя ждёт, а ты, конечно, не приедешь.</w:t>
       </w:r>
     </w:p>
     <w:p>
@@ -665,7 +665,7 @@
           <w:i w:val="0"/>
           <w:sz w:val="22"/>
         </w:rPr>
-        <w:t xml:space="preserve">Николай: </w:t>
+        <w:t xml:space="preserve">Лёша: </w:t>
       </w:r>
       <w:r>
         <w:rPr>
@@ -674,7 +674,7 @@
           <w:i w:val="0"/>
           <w:sz w:val="22"/>
         </w:rPr>
-        <w:t>Ну смотри. Пирог ждать не будет, а мать будет.</w:t>
+        <w:t>Приеду, пап. В воскресенье вечером, после дебатов. Обещаю.</w:t>
       </w:r>
     </w:p>
     <w:p>
@@ -697,7 +697,7 @@
           <w:i w:val="0"/>
           <w:sz w:val="22"/>
         </w:rPr>
-        <w:t>Нормально. Иду сейчас домой от Ходоренко, засиделись за чаем. Темно уже, но тут недалеко.</w:t>
+        <w:t>Ну смотри. Пирог ждать не будет, а мать будет.</w:t>
       </w:r>
     </w:p>
     <w:p>

--- a/러시아 인권변호사/3부/3부_4화_아버지의_죽음.docx
+++ b/러시아 인권변호사/3부/3부_4화_아버지의_죽음.docx
@@ -36,7 +36,7 @@
           <w:i w:val="0"/>
           <w:sz w:val="22"/>
         </w:rPr>
-        <w:t>니콜라이 표도로비치 오를로프(료샤의 아버지) / 안나 미하일로브나 오를로바(료샤의 어머니) / 알렉세이 “료샤” 오를로프(주지사 후보) / 의사 / 수사관 올레그 마르첸코(재등장) / 카탸 리시나(참모) / 다리야 볼코바(탐사기자) / 파벨 그리신(전화) / 류드밀라 이고레브나(장례식) / 세묜 이바노비치 두빈(장례식) / 호도렌코(니콜라이의 옛 동료, 언급만)</w:t>
+        <w:t>니콜라이 표도로비치 오를로프(료샤의 아버지) / 안나 미하일로브나 오를로바(료샤의 어머니) / 알렉세이 “료샤” 오를로프(주지사 후보) / 의사 / 수사관 콘스탄틴 마르첸코(재등장) / 카탸 리시나(참모) / 다리야 볼코바(탐사기자) / 파벨 그리신(전화) / 류드밀라 이고레브나(장례식) / 세묜 이바노비치 두빈(장례식) / 호도렌코(니콜라이의 옛 동료, 언급만)</w:t>
       </w:r>
     </w:p>
     <w:p>
@@ -1989,7 +1989,7 @@
           <w:i w:val="0"/>
           <w:sz w:val="22"/>
         </w:rPr>
-        <w:t>Олег… как вас по отчеству?</w:t>
+        <w:t>Константин… как вас по отчеству?</w:t>
       </w:r>
     </w:p>
     <w:p>
